--- a/plantillas/recepcion.docx
+++ b/plantillas/recepcion.docx
@@ -41,7 +41,27 @@
         <w:rPr>
           <w:rFonts w:eastAsia="Arial" w:cs="Calibri"/>
         </w:rPr>
-        <w:t xml:space="preserve"> se suscribe la presente acta de constatación física y entrega recepción de Bienes de Usuario Final entre la </w:t>
+        <w:t xml:space="preserve"> se su</w:t>
+      </w:r>
+      <w:bookmarkStart w:id="1" w:name="_GoBack"/>
+      <w:bookmarkEnd w:id="1"/>
+      <w:r>
+        <w:rPr>
+          <w:rFonts w:eastAsia="Arial" w:cs="Calibri"/>
+        </w:rPr>
+        <w:t>scribe la presente acta de constatación física y entrega recepción de Bienes de Usuario Final entre la</w:t>
+      </w:r>
+      <w:r>
+        <w:rPr>
+          <w:rFonts w:eastAsia="Arial" w:cs="Calibri"/>
+        </w:rPr>
+        <w:t>/el</w:t>
+      </w:r>
+      <w:r>
+        <w:rPr>
+          <w:rFonts w:eastAsia="Arial" w:cs="Calibri"/>
+        </w:rPr>
+        <w:t xml:space="preserve"> </w:t>
       </w:r>
       <w:r>
         <w:rPr>
@@ -105,7 +125,13 @@
         </w:rPr>
         <w:t>la</w:t>
       </w:r>
-      <w:bookmarkStart w:id="1" w:name="_Hlk188454914"/>
+      <w:bookmarkStart w:id="2" w:name="_Hlk188454914"/>
+      <w:r>
+        <w:rPr>
+          <w:rFonts w:eastAsia="Arial" w:cs="Calibri"/>
+        </w:rPr>
+        <w:t>/el</w:t>
+      </w:r>
       <w:r>
         <w:rPr>
           <w:rFonts w:eastAsia="Arial" w:cs="Calibri"/>
@@ -165,7 +191,7 @@
         <w:t xml:space="preserve"> de la Facultad de Jurisprudencia, Ciencias Sociales y Políticas de la Universidad de Guayaquil.</w:t>
       </w:r>
     </w:p>
-    <w:bookmarkEnd w:id="1"/>
+    <w:bookmarkEnd w:id="2"/>
     <w:p>
       <w:pPr>
         <w:jc w:val="both"/>
@@ -198,7 +224,13 @@
         <w:rPr>
           <w:rFonts w:eastAsia="Arial" w:cs="Calibri"/>
         </w:rPr>
-        <w:t>acción_personal</w:t>
+        <w:t>accio</w:t>
+      </w:r>
+      <w:r>
+        <w:rPr>
+          <w:rFonts w:eastAsia="Arial" w:cs="Calibri"/>
+        </w:rPr>
+        <w:t>n_personal</w:t>
       </w:r>
       <w:proofErr w:type="spellEnd"/>
       <w:r>
@@ -211,13 +243,59 @@
         <w:rPr>
           <w:rFonts w:eastAsia="Arial" w:cs="Calibri"/>
         </w:rPr>
-        <w:t xml:space="preserve"> la Econ. Jenny María Ortega Mazón,</w:t>
-      </w:r>
-      <w:r>
-        <w:rPr>
-          <w:rFonts w:eastAsia="Arial" w:cs="Calibri"/>
-        </w:rPr>
-        <w:t xml:space="preserve"> Administrador (e) de la Facultad de Jurisprudencia, Ciencias Sociales y Políticas de la Universidad</w:t>
+        <w:t xml:space="preserve"> la</w:t>
+      </w:r>
+      <w:r>
+        <w:rPr>
+          <w:rFonts w:eastAsia="Arial" w:cs="Calibri"/>
+        </w:rPr>
+        <w:t>/el {{</w:t>
+      </w:r>
+      <w:proofErr w:type="spellStart"/>
+      <w:r>
+        <w:rPr>
+          <w:rFonts w:eastAsia="Arial" w:cs="Calibri"/>
+        </w:rPr>
+        <w:t>recibido_por</w:t>
+      </w:r>
+      <w:proofErr w:type="spellEnd"/>
+      <w:r>
+        <w:rPr>
+          <w:rFonts w:eastAsia="Arial" w:cs="Calibri"/>
+        </w:rPr>
+        <w:t>}}</w:t>
+      </w:r>
+      <w:r>
+        <w:rPr>
+          <w:rFonts w:eastAsia="Arial" w:cs="Calibri"/>
+        </w:rPr>
+        <w:t>,</w:t>
+      </w:r>
+      <w:r>
+        <w:rPr>
+          <w:rFonts w:eastAsia="Arial" w:cs="Calibri"/>
+        </w:rPr>
+        <w:t xml:space="preserve"> {{</w:t>
+      </w:r>
+      <w:proofErr w:type="spellStart"/>
+      <w:r>
+        <w:rPr>
+          <w:rFonts w:eastAsia="Arial" w:cs="Calibri"/>
+        </w:rPr>
+        <w:t>rol_recibe</w:t>
+      </w:r>
+      <w:proofErr w:type="spellEnd"/>
+      <w:r>
+        <w:rPr>
+          <w:rFonts w:eastAsia="Arial" w:cs="Calibri"/>
+        </w:rPr>
+        <w:t>}}</w:t>
+      </w:r>
+      <w:r>
+        <w:rPr>
+          <w:rFonts w:eastAsia="Arial" w:cs="Calibri"/>
+        </w:rPr>
+        <w:t xml:space="preserve"> (e) de la Facultad de Jurisprudencia, Ciencias Sociales y Políticas de la Universidad</w:t>
       </w:r>
       <w:r>
         <w:rPr>
@@ -289,7 +367,13 @@
         <w:rPr>
           <w:rFonts w:eastAsia="Arial" w:cs="Calibri"/>
         </w:rPr>
-        <w:t xml:space="preserve"> se delegó a las Ing. </w:t>
+        <w:t xml:space="preserve"> se delegó a</w:t>
+      </w:r>
+      <w:r>
+        <w:rPr>
+          <w:rFonts w:eastAsia="Arial" w:cs="Calibri"/>
+        </w:rPr>
+        <w:t xml:space="preserve"> </w:t>
       </w:r>
       <w:r>
         <w:rPr>
@@ -411,15 +495,7 @@
           <w:b/>
           <w:bCs/>
         </w:rPr>
-        <w:t xml:space="preserve">SEGUNDA. </w:t>
-      </w:r>
-      <w:r>
-        <w:rPr>
-          <w:rFonts w:eastAsia="Arial" w:cs="Calibri"/>
-          <w:b/>
-          <w:bCs/>
-        </w:rPr>
-        <w:t xml:space="preserve">- BASE LEGAL. – </w:t>
+        <w:t xml:space="preserve">SEGUNDA. - BASE LEGAL. – </w:t>
       </w:r>
     </w:p>
     <w:p>
@@ -461,19 +537,7 @@
         <w:rPr>
           <w:rFonts w:eastAsia="Arial" w:cs="Calibri"/>
         </w:rPr>
-        <w:t>- Este Reglamento rige p</w:t>
-      </w:r>
-      <w:r>
-        <w:rPr>
-          <w:rFonts w:eastAsia="Arial" w:cs="Calibri"/>
-        </w:rPr>
-        <w:t>ara todos los servidores/as y las personas que, en cualquier forma o a cualquier título, trabajen, presten servicios o ejerzan un cargo, función o dignidad en el sector público; así como para las personas jurídicas de derecho privado que dispongan de recur</w:t>
-      </w:r>
-      <w:r>
-        <w:rPr>
-          <w:rFonts w:eastAsia="Arial" w:cs="Calibri"/>
-        </w:rPr>
-        <w:t>sos públicos, de conformidad a lo señalado en la Ley Orgánica de la Contraloría General del Estado, en lo que fuere aplicable, a cuyo cargo se encuentre la administración, custodia, uso y cuidado de los bienes e inventarios del Estado.</w:t>
+        <w:t>- Este Reglamento rige para todos los servidores/as y las personas que, en cualquier forma o a cualquier título, trabajen, presten servicios o ejerzan un cargo, función o dignidad en el sector público; así como para las personas jurídicas de derecho privado que dispongan de recursos públicos, de conformidad a lo señalado en la Ley Orgánica de la Contraloría General del Estado, en lo que fuere aplicable, a cuyo cargo se encuentre la administración, custodia, uso y cuidado de los bienes e inventarios del Estado.</w:t>
       </w:r>
     </w:p>
     <w:p>
@@ -487,13 +551,7 @@
         <w:rPr>
           <w:rFonts w:eastAsia="Arial" w:cs="Calibri"/>
         </w:rPr>
-        <w:t xml:space="preserve">Por tanto, no habrá </w:t>
-      </w:r>
-      <w:r>
-        <w:rPr>
-          <w:rFonts w:eastAsia="Arial" w:cs="Calibri"/>
-        </w:rPr>
-        <w:t>servidor/a o persona alguna que por razón de su cargo, función o jerarquía se encuentre exento/a del cumplimiento de las disposiciones del presente Reglamento de conformidad a lo previsto en el artículo 233 de la Constitución de la República del Ecuador.</w:t>
+        <w:t>Por tanto, no habrá servidor/a o persona alguna que por razón de su cargo, función o jerarquía se encuentre exento/a del cumplimiento de las disposiciones del presente Reglamento de conformidad a lo previsto en el artículo 233 de la Constitución de la República del Ecuador.</w:t>
       </w:r>
     </w:p>
     <w:p>
@@ -507,13 +565,7 @@
         <w:rPr>
           <w:rFonts w:eastAsia="Arial" w:cs="Calibri"/>
         </w:rPr>
-        <w:t>A</w:t>
-      </w:r>
-      <w:r>
-        <w:rPr>
-          <w:rFonts w:eastAsia="Arial" w:cs="Calibri"/>
-        </w:rPr>
-        <w:t xml:space="preserve">rtículo 19.- </w:t>
+        <w:t xml:space="preserve">Artículo 19.- </w:t>
       </w:r>
       <w:r>
         <w:rPr>
@@ -555,13 +607,7 @@
         <w:rPr>
           <w:rFonts w:eastAsia="Arial" w:cs="Calibri"/>
         </w:rPr>
-        <w:t>l. - Será el responsable del cuidado, buen uso, custodia y conservación de los bienes e inventarios a él asignados para el desempeño de sus funciones y los que por delegación expresa se agreguen a su cuidado, conforme a las dispos</w:t>
-      </w:r>
-      <w:r>
-        <w:rPr>
-          <w:rFonts w:eastAsia="Arial" w:cs="Calibri"/>
-        </w:rPr>
-        <w:t>iciones legales y reglamentarias correspondientes.</w:t>
+        <w:t>l. - Será el responsable del cuidado, buen uso, custodia y conservación de los bienes e inventarios a él asignados para el desempeño de sus funciones y los que por delegación expresa se agreguen a su cuidado, conforme a las disposiciones legales y reglamentarias correspondientes.</w:t>
       </w:r>
     </w:p>
     <w:p>
@@ -589,13 +635,7 @@
         <w:rPr>
           <w:rFonts w:eastAsia="Arial" w:cs="Calibri"/>
         </w:rPr>
-        <w:t xml:space="preserve">a) Dejar constancia obligatoria en un acta de entrega recepción el momento en que se efectúa la entrega de bienes por parte del Proveedor al Guardalmacén, o quien haga sus veces, con el fin </w:t>
-      </w:r>
-      <w:r>
-        <w:rPr>
-          <w:rFonts w:eastAsia="Arial" w:cs="Calibri"/>
-        </w:rPr>
-        <w:t>de controlar, registrar y custodiar los bienes entregados.</w:t>
+        <w:t>a) Dejar constancia obligatoria en un acta de entrega recepción el momento en que se efectúa la entrega de bienes por parte del Proveedor al Guardalmacén, o quien haga sus veces, con el fin de controlar, registrar y custodiar los bienes entregados.</w:t>
       </w:r>
     </w:p>
     <w:p>
@@ -610,13 +650,7 @@
           <w:rFonts w:eastAsia="Arial" w:cs="Calibri"/>
         </w:rPr>
         <w:lastRenderedPageBreak/>
-        <w:t>b) El Guardalmacén, o quien haga sus veces entregará los registros de bienes y/o inventarios al titular de cada área, para, su control y custodia; y, una copia de los mismos los entregará al Custod</w:t>
-      </w:r>
-      <w:r>
-        <w:rPr>
-          <w:rFonts w:eastAsia="Arial" w:cs="Calibri"/>
-        </w:rPr>
-        <w:t>io Administrativo del área.</w:t>
+        <w:t>b) El Guardalmacén, o quien haga sus veces entregará los registros de bienes y/o inventarios al titular de cada área, para, su control y custodia; y, una copia de los mismos los entregará al Custodio Administrativo del área.</w:t>
       </w:r>
       <w:bookmarkEnd w:id="0"/>
     </w:p>
@@ -626,20 +660,13 @@
           <w:rFonts w:cs="Calibri"/>
         </w:rPr>
       </w:pPr>
-      <w:bookmarkStart w:id="2" w:name="_Hlk192598698"/>
+      <w:bookmarkStart w:id="3" w:name="_Hlk192598698"/>
       <w:r>
         <w:rPr>
           <w:rFonts w:cs="Calibri"/>
           <w:color w:val="000000" w:themeColor="text1"/>
         </w:rPr>
-        <w:t xml:space="preserve">c) El Guardalmacén, o quien haga sus veces, entregará al Custodio Administrativo o al Usuario Final los bienes necesarios para las labores inherentes a su cargo o función, de lo cual levantará un acta de entrega recepción en la </w:t>
-      </w:r>
-      <w:r>
-        <w:rPr>
-          <w:rFonts w:cs="Calibri"/>
-          <w:color w:val="000000" w:themeColor="text1"/>
-        </w:rPr>
-        <w:t>que constarán las especificaciones y características de aquellos.</w:t>
+        <w:t>c) El Guardalmacén, o quien haga sus veces, entregará al Custodio Administrativo o al Usuario Final los bienes necesarios para las labores inherentes a su cargo o función, de lo cual levantará un acta de entrega recepción en la que constarán las especificaciones y características de aquellos.</w:t>
       </w:r>
     </w:p>
     <w:p>
@@ -659,14 +686,7 @@
           <w:rFonts w:cs="Calibri"/>
           <w:color w:val="000000" w:themeColor="text1"/>
         </w:rPr>
-        <w:t>d) Cuando se produzca la renuncia, separación, destitución, comisión de servicios o traslado administrativo de un Usuario Final se realizará la entrega recepción de los bienes asignados a és</w:t>
-      </w:r>
-      <w:r>
-        <w:rPr>
-          <w:rFonts w:cs="Calibri"/>
-          <w:color w:val="000000" w:themeColor="text1"/>
-        </w:rPr>
-        <w:t>te al Custodio Administrativo de la unidad.</w:t>
+        <w:t>d) Cuando se produzca la renuncia, separación, destitución, comisión de servicios o traslado administrativo de un Usuario Final se realizará la entrega recepción de los bienes asignados a éste al Custodio Administrativo de la unidad.</w:t>
       </w:r>
     </w:p>
     <w:p>
@@ -757,13 +777,7 @@
         <w:rPr>
           <w:rFonts w:cs="Calibri"/>
         </w:rPr>
-        <w:t>de la Facultad, y q</w:t>
-      </w:r>
-      <w:r>
-        <w:rPr>
-          <w:rFonts w:cs="Calibri"/>
-        </w:rPr>
-        <w:t>ue son entregados a l</w:t>
+        <w:t>de la Facultad, y que son entregados a l</w:t>
       </w:r>
       <w:r>
         <w:rPr>
@@ -893,18 +907,7 @@
           <w:sz w:val="20"/>
           <w:szCs w:val="20"/>
         </w:rPr>
-        <w:t>_din</w:t>
-      </w:r>
-      <w:bookmarkStart w:id="3" w:name="_GoBack"/>
-      <w:bookmarkEnd w:id="3"/>
-      <w:r>
-        <w:rPr>
-          <w:rFonts w:ascii="Arial" w:hAnsi="Arial" w:cs="Arial"/>
-          <w:bCs/>
-          <w:sz w:val="20"/>
-          <w:szCs w:val="20"/>
-        </w:rPr>
-        <w:t>amica</w:t>
+        <w:t>_dinamica</w:t>
       </w:r>
       <w:proofErr w:type="spellEnd"/>
       <w:r>
@@ -968,15 +971,7 @@
           <w:sz w:val="20"/>
           <w:szCs w:val="20"/>
         </w:rPr>
-        <w:t>, no es posible registrar los valores de los bienes antes descritos, cabe indicar que se</w:t>
-      </w:r>
-      <w:r>
-        <w:rPr>
-          <w:rFonts w:ascii="Arial" w:hAnsi="Arial" w:cs="Arial"/>
-          <w:sz w:val="20"/>
-          <w:szCs w:val="20"/>
-        </w:rPr>
-        <w:t xml:space="preserve"> está realizando el levantamiento para la conciliación de todos los bienes y luego la codificación y valoración de los mismos.</w:t>
+        <w:t>, no es posible registrar los valores de los bienes antes descritos, cabe indicar que se está realizando el levantamiento para la conciliación de todos los bienes y luego la codificación y valoración de los mismos.</w:t>
       </w:r>
     </w:p>
     <w:p>
@@ -1030,17 +1025,7 @@
           <w:sz w:val="20"/>
           <w:szCs w:val="20"/>
         </w:rPr>
-        <w:t>SEXTA. - ACEPTACI</w:t>
-      </w:r>
-      <w:r>
-        <w:rPr>
-          <w:rFonts w:ascii="Arial" w:hAnsi="Arial" w:cs="Arial"/>
-          <w:b/>
-          <w:bCs/>
-          <w:sz w:val="20"/>
-          <w:szCs w:val="20"/>
-        </w:rPr>
-        <w:t>ÓN</w:t>
+        <w:t>SEXTA. - ACEPTACIÓN</w:t>
       </w:r>
       <w:r>
         <w:rPr>
@@ -1438,7 +1423,7 @@
           </w:p>
         </w:tc>
       </w:tr>
-      <w:bookmarkEnd w:id="2"/>
+      <w:bookmarkEnd w:id="3"/>
     </w:tbl>
     <w:p>
       <w:pPr>
@@ -1606,7 +1591,7 @@
         <w:sz w:val="24"/>
         <w:szCs w:val="24"/>
       </w:rPr>
-      <w:t>2</w:t>
+      <w:t>1</w:t>
     </w:r>
     <w:r>
       <w:rPr>
@@ -1890,23 +1875,25 @@
                               <w:b/>
                               <w:color w:val="000000"/>
                             </w:rPr>
-                            <w:t>ACTA No. 0</w:t>
+                            <w:t>ACTA No. {{</w:t>
                           </w:r>
+                          <w:proofErr w:type="spellStart"/>
                           <w:r>
                             <w:rPr>
                               <w:rFonts w:eastAsia="Calibri" w:cs="Calibri"/>
                               <w:b/>
                               <w:color w:val="000000"/>
                             </w:rPr>
-                            <w:t>01</w:t>
+                            <w:t>numero_acta</w:t>
                           </w:r>
+                          <w:proofErr w:type="spellEnd"/>
                           <w:r>
                             <w:rPr>
                               <w:rFonts w:eastAsia="Calibri" w:cs="Calibri"/>
                               <w:b/>
                               <w:color w:val="000000"/>
                             </w:rPr>
-                            <w:t>-2024</w:t>
+                            <w:t>}}</w:t>
                           </w:r>
                         </w:p>
                         <w:p>
@@ -2164,9 +2151,9 @@
             </wp:anchor>
           </w:drawing>
         </mc:Choice>
-        <mc:Fallback xmlns:w16sdtfl="http://schemas.microsoft.com/office/word/2024/wordml/sdtformatlock" xmlns:w16sdtdh="http://schemas.microsoft.com/office/word/2020/wordml/sdtdatahash" xmlns:w16du="http://schemas.microsoft.com/office/word/2023/wordml/word16du" xmlns:w16="http://schemas.microsoft.com/office/word/2018/wordml" xmlns:w16cid="http://schemas.microsoft.com/office/word/2016/wordml/cid" xmlns:w16cex="http://schemas.microsoft.com/office/word/2018/wordml/cex" xmlns:oel="http://schemas.microsoft.com/office/2019/extlst" xmlns:am3d="http://schemas.microsoft.com/office/drawing/2017/model3d" xmlns:aink="http://schemas.microsoft.com/office/drawing/2016/ink" xmlns:cx8="http://schemas.microsoft.com/office/drawing/2016/5/14/chartex" xmlns:cx7="http://schemas.microsoft.com/office/drawing/2016/5/13/chartex" xmlns:cx6="http://schemas.microsoft.com/office/drawing/2016/5/12/chartex" xmlns:cx5="http://schemas.microsoft.com/office/drawing/2016/5/11/chartex" xmlns:cx4="http://schemas.microsoft.com/office/drawing/2016/5/10/chartex" xmlns:cx3="http://schemas.microsoft.com/office/drawing/2016/5/9/chartex" xmlns:cx2="http://schemas.microsoft.com/office/drawing/2015/10/21/chartex" xmlns:cx1="http://schemas.microsoft.com/office/drawing/2015/9/8/chartex">
+        <mc:Fallback>
           <w:pict>
-            <v:roundrect w14:anchorId="13D98B87" id="Rectángulo: esquinas redondeadas 455205224" o:spid="_x0000_s1026" style="position:absolute;margin-left:41.45pt;margin-top:4.55pt;width:421.55pt;height:88.5pt;z-index:251662336;visibility:visible;mso-wrap-style:square;mso-wrap-distance-left:9pt;mso-wrap-distance-top:0;mso-wrap-distance-right:9pt;mso-wrap-distance-bottom:0;mso-position-horizontal:absolute;mso-position-horizontal-relative:text;mso-position-vertical:absolute;mso-position-vertical-relative:text;v-text-anchor:middle" arcsize="10923f" o:gfxdata="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" filled="f" strokecolor="#31538f" strokeweight="1pt">
+            <v:roundrect w14:anchorId="13D98B87" id="Rectángulo: esquinas redondeadas 455205224" o:spid="_x0000_s1026" style="position:absolute;margin-left:41.45pt;margin-top:4.55pt;width:421.55pt;height:88.5pt;z-index:251662336;visibility:visible;mso-wrap-style:square;mso-wrap-distance-left:9pt;mso-wrap-distance-top:0;mso-wrap-distance-right:9pt;mso-wrap-distance-bottom:0;mso-position-horizontal:absolute;mso-position-horizontal-relative:text;mso-position-vertical:absolute;mso-position-vertical-relative:text;v-text-anchor:middle" arcsize="10923f" o:gfxdata="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" filled="f" strokecolor="#31538f" strokeweight="1pt">
               <v:stroke startarrowwidth="narrow" startarrowlength="short" endarrowwidth="narrow" endarrowlength="short" joinstyle="miter"/>
               <v:textbox inset="2.53958mm,1.2694mm,2.53958mm,1.2694mm">
                 <w:txbxContent>
@@ -2186,23 +2173,25 @@
                         <w:b/>
                         <w:color w:val="000000"/>
                       </w:rPr>
-                      <w:t>ACTA No. 0</w:t>
+                      <w:t>ACTA No. {{</w:t>
                     </w:r>
+                    <w:proofErr w:type="spellStart"/>
                     <w:r>
                       <w:rPr>
                         <w:rFonts w:eastAsia="Calibri" w:cs="Calibri"/>
                         <w:b/>
                         <w:color w:val="000000"/>
                       </w:rPr>
-                      <w:t>01</w:t>
+                      <w:t>numero_acta</w:t>
                     </w:r>
+                    <w:proofErr w:type="spellEnd"/>
                     <w:r>
                       <w:rPr>
                         <w:rFonts w:eastAsia="Calibri" w:cs="Calibri"/>
                         <w:b/>
                         <w:color w:val="000000"/>
                       </w:rPr>
-                      <w:t>-2024</w:t>
+                      <w:t>}}</w:t>
                     </w:r>
                   </w:p>
                   <w:p>
@@ -2330,18 +2319,7 @@
                         <w:sz w:val="18"/>
                         <w:szCs w:val="18"/>
                       </w:rPr>
-                      <w:t xml:space="preserve">/EL </w:t>
-                    </w:r>
-                    <w:r>
-                      <w:rPr>
-                        <w:rFonts w:eastAsia="Calibri" w:cs="Calibri"/>
-                        <w:b/>
-                        <w:bCs/>
-                        <w:color w:val="000000"/>
-                        <w:sz w:val="18"/>
-                        <w:szCs w:val="18"/>
-                      </w:rPr>
-                      <w:t>{{</w:t>
+                      <w:t>/EL {{</w:t>
                     </w:r>
                     <w:proofErr w:type="spellStart"/>
                     <w:r>
@@ -4133,7 +4111,7 @@
 </file>
 
 <file path=customXml/itemProps3.xml><?xml version="1.0" encoding="utf-8"?>
-<ds:datastoreItem xmlns:ds="http://schemas.openxmlformats.org/officeDocument/2006/customXml" ds:itemID="{015BCD91-A73D-469C-91B0-F7C2CF212E40}">
+<ds:datastoreItem xmlns:ds="http://schemas.openxmlformats.org/officeDocument/2006/customXml" ds:itemID="{D25CB30A-E7D4-469B-BA84-94968F7331E2}">
   <ds:schemaRefs>
     <ds:schemaRef ds:uri="http://schemas.openxmlformats.org/officeDocument/2006/bibliography"/>
   </ds:schemaRefs>

--- a/plantillas/recepcion.docx
+++ b/plantillas/recepcion.docx
@@ -41,15 +41,7 @@
         <w:rPr>
           <w:rFonts w:eastAsia="Arial" w:cs="Calibri"/>
         </w:rPr>
-        <w:t xml:space="preserve"> se su</w:t>
-      </w:r>
-      <w:bookmarkStart w:id="1" w:name="_GoBack"/>
-      <w:bookmarkEnd w:id="1"/>
-      <w:r>
-        <w:rPr>
-          <w:rFonts w:eastAsia="Arial" w:cs="Calibri"/>
-        </w:rPr>
-        <w:t>scribe la presente acta de constatación física y entrega recepción de Bienes de Usuario Final entre la</w:t>
+        <w:t xml:space="preserve"> se suscribe la presente acta de constatación física y entrega recepción de Bienes de Usuario Final entre la</w:t>
       </w:r>
       <w:r>
         <w:rPr>
@@ -125,7 +117,7 @@
         </w:rPr>
         <w:t>la</w:t>
       </w:r>
-      <w:bookmarkStart w:id="2" w:name="_Hlk188454914"/>
+      <w:bookmarkStart w:id="1" w:name="_Hlk188454914"/>
       <w:r>
         <w:rPr>
           <w:rFonts w:eastAsia="Arial" w:cs="Calibri"/>
@@ -191,7 +183,7 @@
         <w:t xml:space="preserve"> de la Facultad de Jurisprudencia, Ciencias Sociales y Políticas de la Universidad de Guayaquil.</w:t>
       </w:r>
     </w:p>
-    <w:bookmarkEnd w:id="2"/>
+    <w:bookmarkEnd w:id="1"/>
     <w:p>
       <w:pPr>
         <w:jc w:val="both"/>
@@ -660,7 +652,7 @@
           <w:rFonts w:cs="Calibri"/>
         </w:rPr>
       </w:pPr>
-      <w:bookmarkStart w:id="3" w:name="_Hlk192598698"/>
+      <w:bookmarkStart w:id="2" w:name="_Hlk192598698"/>
       <w:r>
         <w:rPr>
           <w:rFonts w:cs="Calibri"/>
@@ -1082,267 +1074,316 @@
           <w:szCs w:val="20"/>
         </w:rPr>
       </w:pPr>
+      <w:r>
+        <w:rPr>
+          <w:rFonts w:ascii="Arial" w:hAnsi="Arial" w:cs="Arial"/>
+          <w:sz w:val="20"/>
+          <w:szCs w:val="20"/>
+        </w:rPr>
+        <w:t xml:space="preserve">  </w:t>
+      </w:r>
+    </w:p>
+    <w:p>
+      <w:pPr>
+        <w:pStyle w:val="Sinespaciado"/>
+        <w:spacing w:after="120" w:line="360" w:lineRule="auto"/>
+        <w:jc w:val="both"/>
+        <w:rPr>
+          <w:rFonts w:ascii="Arial" w:hAnsi="Arial" w:cs="Arial"/>
+          <w:sz w:val="20"/>
+          <w:szCs w:val="20"/>
+        </w:rPr>
+      </w:pPr>
+    </w:p>
+    <w:p>
+      <w:pPr>
+        <w:pStyle w:val="Sinespaciado"/>
+        <w:spacing w:after="120" w:line="360" w:lineRule="auto"/>
+        <w:jc w:val="both"/>
+        <w:rPr>
+          <w:rFonts w:ascii="Arial" w:hAnsi="Arial" w:cs="Arial"/>
+          <w:sz w:val="20"/>
+          <w:szCs w:val="20"/>
+        </w:rPr>
+      </w:pPr>
+      <w:r>
+        <w:rPr>
+          <w:rFonts w:ascii="Arial" w:hAnsi="Arial" w:cs="Arial"/>
+          <w:sz w:val="20"/>
+          <w:szCs w:val="20"/>
+        </w:rPr>
+        <w:lastRenderedPageBreak/>
+        <w:t xml:space="preserve"> </w:t>
+      </w:r>
+    </w:p>
+    <w:p>
+      <w:pPr>
+        <w:pStyle w:val="Sinespaciado"/>
+        <w:spacing w:after="120" w:line="360" w:lineRule="auto"/>
+        <w:jc w:val="both"/>
+        <w:rPr>
+          <w:rFonts w:ascii="Arial" w:hAnsi="Arial" w:cs="Arial"/>
+          <w:sz w:val="20"/>
+          <w:szCs w:val="20"/>
+        </w:rPr>
+      </w:pPr>
+    </w:p>
+    <w:p>
+      <w:pPr>
+        <w:pStyle w:val="Sinespaciado"/>
+        <w:spacing w:after="120" w:line="360" w:lineRule="auto"/>
+        <w:jc w:val="both"/>
+        <w:rPr>
+          <w:rFonts w:ascii="Arial" w:hAnsi="Arial" w:cs="Arial"/>
+          <w:sz w:val="20"/>
+          <w:szCs w:val="20"/>
+        </w:rPr>
+      </w:pPr>
     </w:p>
     <w:tbl>
       <w:tblPr>
-        <w:tblStyle w:val="Tablaconcuadrcula"/>
-        <w:tblW w:w="10023" w:type="dxa"/>
-        <w:tblBorders>
-          <w:top w:val="none" w:sz="0" w:space="0" w:color="auto"/>
-          <w:left w:val="none" w:sz="0" w:space="0" w:color="auto"/>
-          <w:bottom w:val="none" w:sz="0" w:space="0" w:color="auto"/>
-          <w:right w:val="none" w:sz="0" w:space="0" w:color="auto"/>
-          <w:insideH w:val="none" w:sz="0" w:space="0" w:color="auto"/>
-          <w:insideV w:val="none" w:sz="0" w:space="0" w:color="auto"/>
-        </w:tblBorders>
-        <w:tblLook w:val="04A0" w:firstRow="1" w:lastRow="0" w:firstColumn="1" w:lastColumn="0" w:noHBand="0" w:noVBand="1"/>
+        <w:tblStyle w:val="Tablanormal2"/>
+        <w:tblW w:w="10462" w:type="dxa"/>
+        <w:tblLook w:val="0600" w:firstRow="0" w:lastRow="0" w:firstColumn="0" w:lastColumn="0" w:noHBand="1" w:noVBand="1"/>
       </w:tblPr>
       <w:tblGrid>
-        <w:gridCol w:w="4059"/>
-        <w:gridCol w:w="1120"/>
-        <w:gridCol w:w="4844"/>
+        <w:gridCol w:w="5231"/>
+        <w:gridCol w:w="5231"/>
       </w:tblGrid>
       <w:tr>
         <w:trPr>
-          <w:trHeight w:val="1118"/>
+          <w:trHeight w:val="205"/>
         </w:trPr>
         <w:tc>
           <w:tcPr>
-            <w:tcW w:w="4059" w:type="dxa"/>
+            <w:tcW w:w="5231" w:type="dxa"/>
+            <w:tcBorders>
+              <w:top w:val="single" w:sz="4" w:space="0" w:color="FFFFFF"/>
+            </w:tcBorders>
           </w:tcPr>
           <w:p>
             <w:pPr>
-              <w:pStyle w:val="Sinespaciado"/>
+              <w:pStyle w:val="NormalWeb"/>
               <w:jc w:val="center"/>
               <w:rPr>
-                <w:rFonts w:ascii="Arial" w:hAnsi="Arial" w:cs="Arial"/>
-                <w:b/>
-                <w:sz w:val="16"/>
-                <w:szCs w:val="16"/>
+                <w:rFonts w:ascii="Microsoft Sans Serif" w:hAnsi="Microsoft Sans Serif" w:cs="Microsoft Sans Serif"/>
+                <w:sz w:val="20"/>
+                <w:lang w:val="es-MX"/>
               </w:rPr>
             </w:pPr>
             <w:r>
               <w:rPr>
-                <w:rFonts w:ascii="Arial" w:hAnsi="Arial" w:cs="Arial"/>
+                <w:rFonts w:ascii="Arial MT" w:hAnsi="Arial MT" w:cs="Microsoft Sans Serif"/>
                 <w:b/>
-                <w:sz w:val="16"/>
-                <w:szCs w:val="16"/>
+                <w:sz w:val="18"/>
+                <w:lang w:val="es-MX"/>
               </w:rPr>
-              <w:lastRenderedPageBreak/>
               <w:t>{{</w:t>
             </w:r>
             <w:proofErr w:type="spellStart"/>
             <w:r>
               <w:rPr>
-                <w:rFonts w:ascii="Arial" w:hAnsi="Arial" w:cs="Arial"/>
+                <w:rFonts w:ascii="Arial MT" w:hAnsi="Arial MT" w:cs="Microsoft Sans Serif"/>
                 <w:b/>
-                <w:sz w:val="16"/>
-                <w:szCs w:val="16"/>
+                <w:sz w:val="18"/>
+                <w:lang w:val="es-MX"/>
+              </w:rPr>
+              <w:t>entregado_por</w:t>
+            </w:r>
+            <w:proofErr w:type="spellEnd"/>
+            <w:r>
+              <w:rPr>
+                <w:rFonts w:ascii="Arial MT" w:hAnsi="Arial MT" w:cs="Microsoft Sans Serif"/>
+                <w:b/>
+                <w:sz w:val="18"/>
+                <w:lang w:val="es-MX"/>
+              </w:rPr>
+              <w:t>}}</w:t>
+            </w:r>
+          </w:p>
+        </w:tc>
+        <w:tc>
+          <w:tcPr>
+            <w:tcW w:w="5231" w:type="dxa"/>
+            <w:tcBorders>
+              <w:top w:val="single" w:sz="4" w:space="0" w:color="FFFFFF" w:themeColor="background1"/>
+            </w:tcBorders>
+          </w:tcPr>
+          <w:p>
+            <w:pPr>
+              <w:pStyle w:val="NormalWeb"/>
+              <w:jc w:val="center"/>
+              <w:rPr>
+                <w:rFonts w:ascii="Microsoft Sans Serif" w:hAnsi="Microsoft Sans Serif" w:cs="Microsoft Sans Serif"/>
+                <w:sz w:val="20"/>
+                <w:lang w:val="es-MX"/>
+              </w:rPr>
+            </w:pPr>
+            <w:r>
+              <w:rPr>
+                <w:rFonts w:ascii="Arial MT" w:hAnsi="Arial MT" w:cs="Microsoft Sans Serif"/>
+                <w:b/>
+                <w:sz w:val="18"/>
+                <w:lang w:val="es-MX"/>
+              </w:rPr>
+              <w:t>{{</w:t>
+            </w:r>
+            <w:proofErr w:type="spellStart"/>
+            <w:r>
+              <w:rPr>
+                <w:rFonts w:ascii="Arial MT" w:hAnsi="Arial MT" w:cs="Microsoft Sans Serif"/>
+                <w:b/>
+                <w:sz w:val="18"/>
+                <w:lang w:val="es-MX"/>
               </w:rPr>
               <w:t>recibido_por</w:t>
             </w:r>
             <w:proofErr w:type="spellEnd"/>
             <w:r>
               <w:rPr>
-                <w:rFonts w:ascii="Arial" w:hAnsi="Arial" w:cs="Arial"/>
+                <w:rFonts w:ascii="Arial MT" w:hAnsi="Arial MT" w:cs="Microsoft Sans Serif"/>
                 <w:b/>
-                <w:sz w:val="16"/>
-                <w:szCs w:val="16"/>
+                <w:sz w:val="18"/>
+                <w:lang w:val="es-MX"/>
               </w:rPr>
               <w:t>}}</w:t>
             </w:r>
           </w:p>
+        </w:tc>
+      </w:tr>
+      <w:tr>
+        <w:trPr>
+          <w:trHeight w:val="220"/>
+        </w:trPr>
+        <w:tc>
+          <w:tcPr>
+            <w:tcW w:w="5231" w:type="dxa"/>
+          </w:tcPr>
           <w:p>
             <w:pPr>
-              <w:pStyle w:val="Sinespaciado"/>
+              <w:pStyle w:val="NormalWeb"/>
               <w:jc w:val="center"/>
               <w:rPr>
-                <w:rFonts w:ascii="Arial" w:hAnsi="Arial" w:cs="Arial"/>
-                <w:b/>
-                <w:sz w:val="16"/>
-                <w:szCs w:val="16"/>
+                <w:rFonts w:ascii="Microsoft Sans Serif" w:hAnsi="Microsoft Sans Serif" w:cs="Microsoft Sans Serif"/>
+                <w:sz w:val="20"/>
+                <w:lang w:val="es-MX"/>
               </w:rPr>
             </w:pPr>
             <w:r>
               <w:rPr>
-                <w:rFonts w:ascii="Arial" w:hAnsi="Arial" w:cs="Arial"/>
+                <w:rFonts w:ascii="Arial MT" w:hAnsi="Arial MT"/>
                 <w:b/>
-                <w:sz w:val="16"/>
-                <w:szCs w:val="16"/>
+                <w:sz w:val="18"/>
+                <w:lang w:val="es-MX"/>
               </w:rPr>
               <w:t>{{</w:t>
             </w:r>
             <w:proofErr w:type="spellStart"/>
             <w:r>
               <w:rPr>
-                <w:rFonts w:ascii="Arial" w:hAnsi="Arial" w:cs="Arial"/>
+                <w:rFonts w:ascii="Arial MT" w:hAnsi="Arial MT"/>
                 <w:b/>
-                <w:sz w:val="16"/>
-                <w:szCs w:val="16"/>
-              </w:rPr>
-              <w:t>rol_recibe</w:t>
-            </w:r>
-            <w:proofErr w:type="spellEnd"/>
-            <w:r>
-              <w:rPr>
-                <w:rFonts w:ascii="Arial" w:hAnsi="Arial" w:cs="Arial"/>
-                <w:b/>
-                <w:sz w:val="16"/>
-                <w:szCs w:val="16"/>
-              </w:rPr>
-              <w:t>}}</w:t>
-            </w:r>
-          </w:p>
-          <w:p>
-            <w:pPr>
-              <w:pStyle w:val="Sinespaciado"/>
-              <w:jc w:val="center"/>
-              <w:rPr>
-                <w:rFonts w:ascii="Arial" w:hAnsi="Arial" w:cs="Arial"/>
-                <w:b/>
-                <w:sz w:val="16"/>
-                <w:szCs w:val="16"/>
-              </w:rPr>
-            </w:pPr>
-            <w:r>
-              <w:rPr>
-                <w:rFonts w:ascii="Arial" w:hAnsi="Arial" w:cs="Arial"/>
-                <w:b/>
-                <w:sz w:val="16"/>
-                <w:szCs w:val="16"/>
-              </w:rPr>
-              <w:t>FACULTAD DE JURISPRUDENCIA, CIENCIAS SOCIALES Y POLITICAS</w:t>
-            </w:r>
-          </w:p>
-        </w:tc>
-        <w:tc>
-          <w:tcPr>
-            <w:tcW w:w="1120" w:type="dxa"/>
-          </w:tcPr>
-          <w:p>
-            <w:pPr>
-              <w:pStyle w:val="Sinespaciado"/>
-              <w:jc w:val="center"/>
-              <w:rPr>
-                <w:rFonts w:ascii="Arial" w:hAnsi="Arial" w:cs="Arial"/>
-                <w:b/>
-                <w:sz w:val="16"/>
-                <w:szCs w:val="16"/>
-              </w:rPr>
-            </w:pPr>
-          </w:p>
-        </w:tc>
-        <w:tc>
-          <w:tcPr>
-            <w:tcW w:w="4844" w:type="dxa"/>
-          </w:tcPr>
-          <w:p>
-            <w:pPr>
-              <w:pStyle w:val="Sinespaciado"/>
-              <w:jc w:val="center"/>
-              <w:rPr>
-                <w:rFonts w:ascii="Arial" w:hAnsi="Arial" w:cs="Arial"/>
-                <w:b/>
-                <w:bCs/>
-                <w:sz w:val="16"/>
-                <w:szCs w:val="16"/>
-              </w:rPr>
-            </w:pPr>
-            <w:r>
-              <w:rPr>
-                <w:b/>
-                <w:bCs/>
-                <w:color w:val="000000"/>
                 <w:sz w:val="18"/>
-                <w:szCs w:val="18"/>
-              </w:rPr>
-              <w:t>{{</w:t>
-            </w:r>
-            <w:proofErr w:type="spellStart"/>
-            <w:r>
-              <w:rPr>
-                <w:b/>
-                <w:bCs/>
-                <w:color w:val="000000"/>
-                <w:sz w:val="18"/>
-                <w:szCs w:val="18"/>
-              </w:rPr>
-              <w:t>entregado_por</w:t>
-            </w:r>
-            <w:proofErr w:type="spellEnd"/>
-            <w:r>
-              <w:rPr>
-                <w:b/>
-                <w:bCs/>
-                <w:color w:val="000000"/>
-                <w:sz w:val="18"/>
-                <w:szCs w:val="18"/>
-              </w:rPr>
-              <w:t>}}</w:t>
-            </w:r>
-          </w:p>
-          <w:p>
-            <w:pPr>
-              <w:pStyle w:val="Sinespaciado"/>
-              <w:jc w:val="center"/>
-              <w:rPr>
-                <w:rFonts w:ascii="Arial" w:hAnsi="Arial" w:cs="Arial"/>
-                <w:b/>
-                <w:bCs/>
-                <w:sz w:val="16"/>
-                <w:szCs w:val="16"/>
-              </w:rPr>
-            </w:pPr>
-            <w:r>
-              <w:rPr>
-                <w:rFonts w:ascii="Arial" w:hAnsi="Arial" w:cs="Arial"/>
-                <w:b/>
-                <w:bCs/>
-                <w:sz w:val="16"/>
-                <w:szCs w:val="16"/>
-              </w:rPr>
-              <w:t>{{</w:t>
-            </w:r>
-            <w:proofErr w:type="spellStart"/>
-            <w:r>
-              <w:rPr>
-                <w:rFonts w:ascii="Arial" w:hAnsi="Arial" w:cs="Arial"/>
-                <w:b/>
-                <w:bCs/>
-                <w:sz w:val="16"/>
-                <w:szCs w:val="16"/>
+                <w:lang w:val="es-MX"/>
               </w:rPr>
               <w:t>rol_entrega</w:t>
             </w:r>
             <w:proofErr w:type="spellEnd"/>
             <w:r>
               <w:rPr>
-                <w:rFonts w:ascii="Arial" w:hAnsi="Arial" w:cs="Arial"/>
+                <w:rFonts w:ascii="Arial MT" w:hAnsi="Arial MT"/>
                 <w:b/>
-                <w:bCs/>
-                <w:sz w:val="16"/>
-                <w:szCs w:val="16"/>
+                <w:sz w:val="18"/>
+                <w:lang w:val="es-MX"/>
               </w:rPr>
               <w:t>}}</w:t>
             </w:r>
           </w:p>
+        </w:tc>
+        <w:tc>
+          <w:tcPr>
+            <w:tcW w:w="5231" w:type="dxa"/>
+          </w:tcPr>
           <w:p>
             <w:pPr>
-              <w:pStyle w:val="Sinespaciado"/>
+              <w:pStyle w:val="NormalWeb"/>
               <w:jc w:val="center"/>
               <w:rPr>
-                <w:rFonts w:ascii="Arial" w:hAnsi="Arial" w:cs="Arial"/>
-                <w:b/>
-                <w:sz w:val="16"/>
-                <w:szCs w:val="16"/>
+                <w:rFonts w:ascii="Microsoft Sans Serif" w:hAnsi="Microsoft Sans Serif" w:cs="Microsoft Sans Serif"/>
+                <w:sz w:val="20"/>
+                <w:lang w:val="es-MX"/>
               </w:rPr>
             </w:pPr>
             <w:r>
               <w:rPr>
-                <w:rFonts w:ascii="Arial" w:hAnsi="Arial" w:cs="Arial"/>
+                <w:rFonts w:ascii="Arial MT" w:hAnsi="Arial MT"/>
                 <w:b/>
-                <w:sz w:val="16"/>
-                <w:szCs w:val="16"/>
+                <w:sz w:val="18"/>
+                <w:lang w:val="es-MX"/>
+              </w:rPr>
+              <w:t>USUARIO FINAL</w:t>
+            </w:r>
+          </w:p>
+        </w:tc>
+      </w:tr>
+      <w:tr>
+        <w:trPr>
+          <w:trHeight w:val="442"/>
+        </w:trPr>
+        <w:tc>
+          <w:tcPr>
+            <w:tcW w:w="5231" w:type="dxa"/>
+          </w:tcPr>
+          <w:p>
+            <w:pPr>
+              <w:pStyle w:val="NormalWeb"/>
+              <w:jc w:val="center"/>
+              <w:rPr>
+                <w:rFonts w:ascii="Microsoft Sans Serif" w:hAnsi="Microsoft Sans Serif" w:cs="Microsoft Sans Serif"/>
+                <w:sz w:val="20"/>
+                <w:lang w:val="es-MX"/>
+              </w:rPr>
+            </w:pPr>
+            <w:r>
+              <w:rPr>
+                <w:rFonts w:ascii="Arial MT" w:hAnsi="Arial MT"/>
+                <w:b/>
+                <w:sz w:val="18"/>
+                <w:lang w:val="es-MX"/>
+              </w:rPr>
+              <w:t>FACULTAD DE JURISPRUCENDIA</w:t>
+            </w:r>
+            <w:r>
+              <w:rPr>
+                <w:rFonts w:ascii="Arial MT" w:hAnsi="Arial MT"/>
+                <w:b/>
+                <w:sz w:val="18"/>
+                <w:lang w:val="es-MX"/>
+              </w:rPr>
+              <w:t>, CIENCIAS SOCIALES Y POLÌTICAS</w:t>
+            </w:r>
+          </w:p>
+        </w:tc>
+        <w:tc>
+          <w:tcPr>
+            <w:tcW w:w="5231" w:type="dxa"/>
+          </w:tcPr>
+          <w:p>
+            <w:pPr>
+              <w:pStyle w:val="NormalWeb"/>
+              <w:jc w:val="center"/>
+              <w:rPr>
+                <w:rFonts w:ascii="Microsoft Sans Serif" w:hAnsi="Microsoft Sans Serif" w:cs="Microsoft Sans Serif"/>
+                <w:sz w:val="20"/>
+                <w:lang w:val="es-MX"/>
+              </w:rPr>
+            </w:pPr>
+            <w:r>
+              <w:rPr>
+                <w:rFonts w:ascii="Arial MT" w:hAnsi="Arial MT"/>
+                <w:b/>
+                <w:sz w:val="18"/>
+                <w:lang w:val="es-MX"/>
               </w:rPr>
               <w:t>UNIVERSIDAD DE GUAYAQUIL</w:t>
             </w:r>
@@ -1351,80 +1392,166 @@
       </w:tr>
       <w:tr>
         <w:trPr>
-          <w:trHeight w:val="360"/>
+          <w:trHeight w:val="775"/>
         </w:trPr>
         <w:tc>
           <w:tcPr>
-            <w:tcW w:w="4059" w:type="dxa"/>
+            <w:tcW w:w="5231" w:type="dxa"/>
+            <w:tcBorders>
+              <w:bottom w:val="single" w:sz="4" w:space="0" w:color="FFFFFF"/>
+            </w:tcBorders>
           </w:tcPr>
           <w:p>
             <w:pPr>
-              <w:pStyle w:val="Sinespaciado"/>
+              <w:pStyle w:val="NormalWeb"/>
               <w:jc w:val="center"/>
               <w:rPr>
-                <w:rFonts w:ascii="Arial" w:hAnsi="Arial" w:cs="Arial"/>
-                <w:b/>
-                <w:sz w:val="16"/>
-                <w:szCs w:val="16"/>
+                <w:rFonts w:ascii="Arial MT" w:hAnsi="Arial MT" w:cs="Arial"/>
+                <w:sz w:val="20"/>
+                <w:lang w:val="es-MX"/>
+              </w:rPr>
+            </w:pPr>
+          </w:p>
+          <w:p>
+            <w:pPr>
+              <w:pStyle w:val="NormalWeb"/>
+              <w:jc w:val="center"/>
+              <w:rPr>
+                <w:rFonts w:ascii="Microsoft Sans Serif" w:hAnsi="Microsoft Sans Serif" w:cs="Microsoft Sans Serif"/>
+                <w:sz w:val="20"/>
+                <w:lang w:val="es-MX"/>
               </w:rPr>
             </w:pPr>
             <w:r>
               <w:rPr>
-                <w:rFonts w:ascii="Arial" w:hAnsi="Arial" w:cs="Arial"/>
+                <w:rFonts w:ascii="Arial MT" w:hAnsi="Arial MT" w:cs="Arial"/>
                 <w:b/>
-                <w:sz w:val="16"/>
-                <w:szCs w:val="16"/>
+                <w:sz w:val="20"/>
+                <w:lang w:val="es-MX"/>
               </w:rPr>
-              <w:t xml:space="preserve">Recibe Conforme </w:t>
+              <w:t>Recibe</w:t>
+            </w:r>
+            <w:r>
+              <w:rPr>
+                <w:rFonts w:ascii="Arial MT" w:hAnsi="Arial MT" w:cs="Arial"/>
+                <w:sz w:val="20"/>
+                <w:lang w:val="es-MX"/>
+              </w:rPr>
+              <w:t xml:space="preserve"> </w:t>
+            </w:r>
+            <w:r>
+              <w:rPr>
+                <w:rFonts w:ascii="Arial MT" w:hAnsi="Arial MT" w:cs="Arial"/>
+                <w:b/>
+                <w:sz w:val="20"/>
+                <w:lang w:val="es-MX"/>
+              </w:rPr>
+              <w:t>Conforme</w:t>
             </w:r>
           </w:p>
         </w:tc>
         <w:tc>
           <w:tcPr>
-            <w:tcW w:w="1120" w:type="dxa"/>
+            <w:tcW w:w="5231" w:type="dxa"/>
+            <w:tcBorders>
+              <w:bottom w:val="single" w:sz="4" w:space="0" w:color="FFFFFF"/>
+            </w:tcBorders>
           </w:tcPr>
           <w:p>
             <w:pPr>
-              <w:pStyle w:val="Sinespaciado"/>
+              <w:pStyle w:val="NormalWeb"/>
+              <w:jc w:val="center"/>
+              <w:rPr>
+                <w:rFonts w:ascii="Arial MT" w:hAnsi="Arial MT" w:cs="Microsoft Sans Serif"/>
+                <w:sz w:val="20"/>
+                <w:lang w:val="es-MX"/>
+              </w:rPr>
+            </w:pPr>
+          </w:p>
+          <w:p>
+            <w:pPr>
+              <w:pStyle w:val="NormalWeb"/>
               <w:jc w:val="center"/>
               <w:rPr>
                 <w:rFonts w:ascii="Arial" w:hAnsi="Arial" w:cs="Arial"/>
                 <w:b/>
-                <w:sz w:val="16"/>
-                <w:szCs w:val="16"/>
-              </w:rPr>
-            </w:pPr>
-          </w:p>
-        </w:tc>
-        <w:tc>
-          <w:tcPr>
-            <w:tcW w:w="4844" w:type="dxa"/>
-          </w:tcPr>
-          <w:p>
-            <w:pPr>
-              <w:pStyle w:val="Sinespaciado"/>
-              <w:jc w:val="center"/>
-              <w:rPr>
-                <w:rFonts w:ascii="Arial" w:hAnsi="Arial" w:cs="Arial"/>
-                <w:b/>
-                <w:sz w:val="16"/>
-                <w:szCs w:val="16"/>
+                <w:sz w:val="20"/>
+                <w:lang w:val="es-MX"/>
               </w:rPr>
             </w:pPr>
             <w:r>
               <w:rPr>
-                <w:rFonts w:ascii="Arial" w:hAnsi="Arial" w:cs="Arial"/>
+                <w:rFonts w:ascii="Arial MT" w:hAnsi="Arial MT" w:cs="Arial"/>
                 <w:b/>
-                <w:sz w:val="16"/>
-                <w:szCs w:val="16"/>
+                <w:sz w:val="20"/>
+                <w:lang w:val="es-MX"/>
               </w:rPr>
-              <w:t>Entrega Conforme</w:t>
+              <w:t>Entrega</w:t>
+            </w:r>
+            <w:r>
+              <w:rPr>
+                <w:rFonts w:ascii="Arial MT" w:hAnsi="Arial MT" w:cs="Arial"/>
+                <w:b/>
+                <w:sz w:val="20"/>
+                <w:lang w:val="es-MX"/>
+              </w:rPr>
+              <w:t xml:space="preserve"> Conforme</w:t>
             </w:r>
           </w:p>
         </w:tc>
       </w:tr>
+    </w:tbl>
+    <w:p>
+      <w:pPr>
+        <w:pStyle w:val="Sinespaciado"/>
+        <w:spacing w:after="120" w:line="360" w:lineRule="auto"/>
+        <w:jc w:val="both"/>
+        <w:rPr>
+          <w:rFonts w:ascii="Arial" w:hAnsi="Arial" w:cs="Arial"/>
+          <w:sz w:val="20"/>
+          <w:szCs w:val="20"/>
+        </w:rPr>
+      </w:pPr>
+    </w:p>
+    <w:p>
+      <w:pPr>
+        <w:pStyle w:val="Sinespaciado"/>
+        <w:spacing w:after="120" w:line="360" w:lineRule="auto"/>
+        <w:jc w:val="both"/>
+        <w:rPr>
+          <w:rFonts w:ascii="Arial" w:hAnsi="Arial" w:cs="Arial"/>
+          <w:sz w:val="20"/>
+          <w:szCs w:val="20"/>
+        </w:rPr>
+      </w:pPr>
+      <w:bookmarkStart w:id="3" w:name="_GoBack"/>
       <w:bookmarkEnd w:id="3"/>
-    </w:tbl>
+    </w:p>
+    <w:p>
+      <w:pPr>
+        <w:pStyle w:val="Sinespaciado"/>
+        <w:spacing w:after="120" w:line="360" w:lineRule="auto"/>
+        <w:jc w:val="both"/>
+        <w:rPr>
+          <w:rFonts w:ascii="Arial" w:hAnsi="Arial" w:cs="Arial"/>
+          <w:sz w:val="20"/>
+          <w:szCs w:val="20"/>
+        </w:rPr>
+      </w:pPr>
+    </w:p>
+    <w:p>
+      <w:pPr>
+        <w:pStyle w:val="Sinespaciado"/>
+        <w:spacing w:after="120" w:line="360" w:lineRule="auto"/>
+        <w:jc w:val="both"/>
+        <w:rPr>
+          <w:rFonts w:ascii="Arial" w:hAnsi="Arial" w:cs="Arial"/>
+          <w:sz w:val="20"/>
+          <w:szCs w:val="20"/>
+        </w:rPr>
+      </w:pPr>
+    </w:p>
+    <w:bookmarkEnd w:id="2"/>
     <w:p>
       <w:pPr>
         <w:rPr>
@@ -3814,6 +3941,105 @@
       <w:szCs w:val="24"/>
     </w:rPr>
   </w:style>
+  <w:style w:type="paragraph" w:styleId="NormalWeb">
+    <w:name w:val="Normal (Web)"/>
+    <w:basedOn w:val="Normal"/>
+    <w:uiPriority w:val="99"/>
+    <w:unhideWhenUsed/>
+    <w:rsid w:val="00B42C6B"/>
+    <w:pPr>
+      <w:spacing w:before="100" w:beforeAutospacing="1" w:after="100" w:afterAutospacing="1" w:line="240" w:lineRule="auto"/>
+    </w:pPr>
+    <w:rPr>
+      <w:rFonts w:ascii="Times New Roman" w:hAnsi="Times New Roman"/>
+      <w:sz w:val="24"/>
+      <w:szCs w:val="24"/>
+      <w:lang w:val="en-US" w:eastAsia="en-US"/>
+    </w:rPr>
+  </w:style>
+  <w:style w:type="table" w:styleId="Tablanormal2">
+    <w:name w:val="Plain Table 2"/>
+    <w:basedOn w:val="Tablanormal"/>
+    <w:uiPriority w:val="42"/>
+    <w:rsid w:val="00B42C6B"/>
+    <w:rPr>
+      <w:rFonts w:asciiTheme="minorHAnsi" w:eastAsiaTheme="minorHAnsi" w:hAnsiTheme="minorHAnsi" w:cstheme="minorBidi"/>
+      <w:sz w:val="22"/>
+      <w:szCs w:val="22"/>
+      <w:lang w:val="en-US" w:eastAsia="en-US"/>
+    </w:rPr>
+    <w:tblPr>
+      <w:tblStyleRowBandSize w:val="1"/>
+      <w:tblStyleColBandSize w:val="1"/>
+      <w:tblBorders>
+        <w:top w:val="single" w:sz="4" w:space="0" w:color="7F7F7F" w:themeColor="text1" w:themeTint="80"/>
+        <w:bottom w:val="single" w:sz="4" w:space="0" w:color="7F7F7F" w:themeColor="text1" w:themeTint="80"/>
+      </w:tblBorders>
+    </w:tblPr>
+    <w:tblStylePr w:type="firstRow">
+      <w:rPr>
+        <w:b/>
+        <w:bCs/>
+      </w:rPr>
+      <w:tblPr/>
+      <w:tcPr>
+        <w:tcBorders>
+          <w:bottom w:val="single" w:sz="4" w:space="0" w:color="7F7F7F" w:themeColor="text1" w:themeTint="80"/>
+        </w:tcBorders>
+      </w:tcPr>
+    </w:tblStylePr>
+    <w:tblStylePr w:type="lastRow">
+      <w:rPr>
+        <w:b/>
+        <w:bCs/>
+      </w:rPr>
+      <w:tblPr/>
+      <w:tcPr>
+        <w:tcBorders>
+          <w:top w:val="single" w:sz="4" w:space="0" w:color="7F7F7F" w:themeColor="text1" w:themeTint="80"/>
+        </w:tcBorders>
+      </w:tcPr>
+    </w:tblStylePr>
+    <w:tblStylePr w:type="firstCol">
+      <w:rPr>
+        <w:b/>
+        <w:bCs/>
+      </w:rPr>
+    </w:tblStylePr>
+    <w:tblStylePr w:type="lastCol">
+      <w:rPr>
+        <w:b/>
+        <w:bCs/>
+      </w:rPr>
+    </w:tblStylePr>
+    <w:tblStylePr w:type="band1Vert">
+      <w:tblPr/>
+      <w:tcPr>
+        <w:tcBorders>
+          <w:left w:val="single" w:sz="4" w:space="0" w:color="7F7F7F" w:themeColor="text1" w:themeTint="80"/>
+          <w:right w:val="single" w:sz="4" w:space="0" w:color="7F7F7F" w:themeColor="text1" w:themeTint="80"/>
+        </w:tcBorders>
+      </w:tcPr>
+    </w:tblStylePr>
+    <w:tblStylePr w:type="band2Vert">
+      <w:tblPr/>
+      <w:tcPr>
+        <w:tcBorders>
+          <w:left w:val="single" w:sz="4" w:space="0" w:color="7F7F7F" w:themeColor="text1" w:themeTint="80"/>
+          <w:right w:val="single" w:sz="4" w:space="0" w:color="7F7F7F" w:themeColor="text1" w:themeTint="80"/>
+        </w:tcBorders>
+      </w:tcPr>
+    </w:tblStylePr>
+    <w:tblStylePr w:type="band1Horz">
+      <w:tblPr/>
+      <w:tcPr>
+        <w:tcBorders>
+          <w:top w:val="single" w:sz="4" w:space="0" w:color="7F7F7F" w:themeColor="text1" w:themeTint="80"/>
+          <w:bottom w:val="single" w:sz="4" w:space="0" w:color="7F7F7F" w:themeColor="text1" w:themeTint="80"/>
+        </w:tcBorders>
+      </w:tcPr>
+    </w:tblStylePr>
+  </w:style>
 </w:styles>
 </file>
 
@@ -4074,6 +4300,12 @@
 </file>
 
 <file path=customXml/item1.xml><?xml version="1.0" encoding="utf-8"?>
+<go:gDocsCustomXmlDataStorage xmlns:go="http://customooxmlschemas.google.com/" xmlns:r="http://schemas.openxmlformats.org/officeDocument/2006/relationships" uri="GoogleDocsCustomDataVersion2">
+  <go:docsCustomData xmlns:go="http://customooxmlschemas.google.com/" roundtripDataSignature="AMtx7mju+CWoOivRRkAjehllpw3h60ESRQ==">CgMxLjAyCGguZ2pkZ3hzOAByITFmMFFfb2dMZ1lQWmpyUFlPbFAzZ2xrOVVxZFlvYXpnQg==</go:docsCustomData>
+</go:gDocsCustomXmlDataStorage>
+</file>
+
+<file path=customXml/item2.xml><?xml version="1.0" encoding="utf-8"?>
 <s:customData xmlns="http://www.wps.cn/officeDocument/2013/wpsCustomData" xmlns:s="http://www.wps.cn/officeDocument/2013/wpsCustomData">
   <customSectProps/>
   <customShpExts>
@@ -4083,25 +4315,11 @@
 </s:customData>
 </file>
 
-<file path=customXml/item2.xml><?xml version="1.0" encoding="utf-8"?>
-<go:gDocsCustomXmlDataStorage xmlns:go="http://customooxmlschemas.google.com/" xmlns:r="http://schemas.openxmlformats.org/officeDocument/2006/relationships" uri="GoogleDocsCustomDataVersion2">
-  <go:docsCustomData xmlns:go="http://customooxmlschemas.google.com/" roundtripDataSignature="AMtx7mju+CWoOivRRkAjehllpw3h60ESRQ==">CgMxLjAyCGguZ2pkZ3hzOAByITFmMFFfb2dMZ1lQWmpyUFlPbFAzZ2xrOVVxZFlvYXpnQg==</go:docsCustomData>
-</go:gDocsCustomXmlDataStorage>
-</file>
-
 <file path=customXml/item3.xml><?xml version="1.0" encoding="utf-8"?>
 <b:Sources xmlns:b="http://schemas.openxmlformats.org/officeDocument/2006/bibliography" xmlns="http://schemas.openxmlformats.org/officeDocument/2006/bibliography" SelectedStyle="\APASixthEditionOfficeOnline.xsl" StyleName="APA" Version="6"/>
 </file>
 
 <file path=customXml/itemProps1.xml><?xml version="1.0" encoding="utf-8"?>
-<ds:datastoreItem xmlns:ds="http://schemas.openxmlformats.org/officeDocument/2006/customXml" ds:itemID="{B1977F7D-205B-4081-913C-38D41E755F92}">
-  <ds:schemaRefs>
-    <ds:schemaRef ds:uri="http://www.wps.cn/officeDocument/2013/wpsCustomData"/>
-  </ds:schemaRefs>
-</ds:datastoreItem>
-</file>
-
-<file path=customXml/itemProps2.xml><?xml version="1.0" encoding="utf-8"?>
 <ds:datastoreItem xmlns:ds="http://schemas.openxmlformats.org/officeDocument/2006/customXml" ds:itemID="{11111111-1234-1234-1234-123412341234}">
   <ds:schemaRefs>
     <ds:schemaRef ds:uri="http://customooxmlschemas.google.com/"/>
@@ -4110,8 +4328,16 @@
 </ds:datastoreItem>
 </file>
 
+<file path=customXml/itemProps2.xml><?xml version="1.0" encoding="utf-8"?>
+<ds:datastoreItem xmlns:ds="http://schemas.openxmlformats.org/officeDocument/2006/customXml" ds:itemID="{B1977F7D-205B-4081-913C-38D41E755F92}">
+  <ds:schemaRefs>
+    <ds:schemaRef ds:uri="http://www.wps.cn/officeDocument/2013/wpsCustomData"/>
+  </ds:schemaRefs>
+</ds:datastoreItem>
+</file>
+
 <file path=customXml/itemProps3.xml><?xml version="1.0" encoding="utf-8"?>
-<ds:datastoreItem xmlns:ds="http://schemas.openxmlformats.org/officeDocument/2006/customXml" ds:itemID="{D25CB30A-E7D4-469B-BA84-94968F7331E2}">
+<ds:datastoreItem xmlns:ds="http://schemas.openxmlformats.org/officeDocument/2006/customXml" ds:itemID="{168CBBD8-91F4-4E84-A1C5-EE614EE1BA56}">
   <ds:schemaRefs>
     <ds:schemaRef ds:uri="http://schemas.openxmlformats.org/officeDocument/2006/bibliography"/>
   </ds:schemaRefs>

--- a/plantillas/recepcion.docx
+++ b/plantillas/recepcion.docx
@@ -1,6 +1,6 @@
 
 <file path=word/document.xml><?xml version="1.0" encoding="utf-8"?>
-<w:document xmlns:wpc="http://schemas.microsoft.com/office/word/2010/wordprocessingCanvas" xmlns:cx="http://schemas.microsoft.com/office/drawing/2014/chartex" xmlns:mc="http://schemas.openxmlformats.org/markup-compatibility/2006" xmlns:o="urn:schemas-microsoft-com:office:office" xmlns:r="http://schemas.openxmlformats.org/officeDocument/2006/relationships" xmlns:m="http://schemas.openxmlformats.org/officeDocument/2006/math" xmlns:v="urn:schemas-microsoft-com:vml" xmlns:wp14="http://schemas.microsoft.com/office/word/2010/wordprocessingDrawing" xmlns:wp="http://schemas.openxmlformats.org/drawingml/2006/wordprocessingDrawing" xmlns:w10="urn:schemas-microsoft-com:office:word" xmlns:w="http://schemas.openxmlformats.org/wordprocessingml/2006/main" xmlns:w14="http://schemas.microsoft.com/office/word/2010/wordml" xmlns:w15="http://schemas.microsoft.com/office/word/2012/wordml" xmlns:w16se="http://schemas.microsoft.com/office/word/2015/wordml/symex" xmlns:wpg="http://schemas.microsoft.com/office/word/2010/wordprocessingGroup" xmlns:wpi="http://schemas.microsoft.com/office/word/2010/wordprocessingInk" xmlns:wne="http://schemas.microsoft.com/office/word/2006/wordml" xmlns:wps="http://schemas.microsoft.com/office/word/2010/wordprocessingShape" mc:Ignorable="w14 w15 w16se wp14">
+<w:document xmlns:wpc="http://schemas.microsoft.com/office/word/2010/wordprocessingCanvas" xmlns:cx="http://schemas.microsoft.com/office/drawing/2014/chartex" xmlns:cx1="http://schemas.microsoft.com/office/drawing/2015/9/8/chartex" xmlns:cx2="http://schemas.microsoft.com/office/drawing/2015/10/21/chartex" xmlns:cx3="http://schemas.microsoft.com/office/drawing/2016/5/9/chartex" xmlns:cx4="http://schemas.microsoft.com/office/drawing/2016/5/10/chartex" xmlns:cx5="http://schemas.microsoft.com/office/drawing/2016/5/11/chartex" xmlns:cx6="http://schemas.microsoft.com/office/drawing/2016/5/12/chartex" xmlns:cx7="http://schemas.microsoft.com/office/drawing/2016/5/13/chartex" xmlns:cx8="http://schemas.microsoft.com/office/drawing/2016/5/14/chartex" xmlns:mc="http://schemas.openxmlformats.org/markup-compatibility/2006" xmlns:aink="http://schemas.microsoft.com/office/drawing/2016/ink" xmlns:am3d="http://schemas.microsoft.com/office/drawing/2017/model3d" xmlns:o="urn:schemas-microsoft-com:office:office" xmlns:oel="http://schemas.microsoft.com/office/2019/extlst" xmlns:r="http://schemas.openxmlformats.org/officeDocument/2006/relationships" xmlns:m="http://schemas.openxmlformats.org/officeDocument/2006/math" xmlns:v="urn:schemas-microsoft-com:vml" xmlns:wp14="http://schemas.microsoft.com/office/word/2010/wordprocessingDrawing" xmlns:wp="http://schemas.openxmlformats.org/drawingml/2006/wordprocessingDrawing" xmlns:w10="urn:schemas-microsoft-com:office:word" xmlns:w="http://schemas.openxmlformats.org/wordprocessingml/2006/main" xmlns:w14="http://schemas.microsoft.com/office/word/2010/wordml" xmlns:w15="http://schemas.microsoft.com/office/word/2012/wordml" xmlns:w16cex="http://schemas.microsoft.com/office/word/2018/wordml/cex" xmlns:w16cid="http://schemas.microsoft.com/office/word/2016/wordml/cid" xmlns:w16="http://schemas.microsoft.com/office/word/2018/wordml" xmlns:w16du="http://schemas.microsoft.com/office/word/2023/wordml/word16du" xmlns:w16sdtdh="http://schemas.microsoft.com/office/word/2020/wordml/sdtdatahash" xmlns:w16sdtfl="http://schemas.microsoft.com/office/word/2024/wordml/sdtformatlock" xmlns:w16se="http://schemas.microsoft.com/office/word/2015/wordml/symex" xmlns:wpg="http://schemas.microsoft.com/office/word/2010/wordprocessingGroup" xmlns:wpi="http://schemas.microsoft.com/office/word/2010/wordprocessingInk" xmlns:wne="http://schemas.microsoft.com/office/word/2006/wordml" xmlns:wps="http://schemas.microsoft.com/office/word/2010/wordprocessingShape" mc:Ignorable="w14 w15 w16se w16cid w16 w16cex w16sdtdh w16sdtfl w16du wp14">
   <w:body>
     <w:p>
       <w:pPr>
@@ -899,9 +899,9 @@
           <w:sz w:val="20"/>
           <w:szCs w:val="20"/>
         </w:rPr>
-        <w:t>_dinamica</w:t>
-      </w:r>
-      <w:proofErr w:type="spellEnd"/>
+        <w:t>_</w:t>
+      </w:r>
+      <w:proofErr w:type="gramStart"/>
       <w:r>
         <w:rPr>
           <w:rFonts w:ascii="Arial" w:hAnsi="Arial" w:cs="Arial"/>
@@ -909,7 +909,27 @@
           <w:sz w:val="20"/>
           <w:szCs w:val="20"/>
         </w:rPr>
-        <w:t xml:space="preserve"> }}</w:t>
+        <w:t>dinamica</w:t>
+      </w:r>
+      <w:proofErr w:type="spellEnd"/>
+      <w:r>
+        <w:rPr>
+          <w:rFonts w:ascii="Arial" w:hAnsi="Arial" w:cs="Arial"/>
+          <w:bCs/>
+          <w:sz w:val="20"/>
+          <w:szCs w:val="20"/>
+        </w:rPr>
+        <w:t xml:space="preserve"> }</w:t>
+      </w:r>
+      <w:proofErr w:type="gramEnd"/>
+      <w:r>
+        <w:rPr>
+          <w:rFonts w:ascii="Arial" w:hAnsi="Arial" w:cs="Arial"/>
+          <w:bCs/>
+          <w:sz w:val="20"/>
+          <w:szCs w:val="20"/>
+        </w:rPr>
+        <w:t>}</w:t>
       </w:r>
     </w:p>
     <w:p>
@@ -1166,7 +1186,9 @@
               <w:pStyle w:val="NormalWeb"/>
               <w:jc w:val="center"/>
               <w:rPr>
-                <w:rFonts w:ascii="Microsoft Sans Serif" w:hAnsi="Microsoft Sans Serif" w:cs="Microsoft Sans Serif"/>
+                <w:rFonts w:ascii="Arial MT" w:hAnsi="Arial MT" w:cs="Microsoft Sans Serif"/>
+                <w:b/>
+                <w:bCs/>
                 <w:sz w:val="20"/>
                 <w:lang w:val="es-MX"/>
               </w:rPr>
@@ -1175,7 +1197,9 @@
               <w:rPr>
                 <w:rFonts w:ascii="Arial MT" w:hAnsi="Arial MT" w:cs="Microsoft Sans Serif"/>
                 <w:b/>
+                <w:bCs/>
                 <w:sz w:val="18"/>
+                <w:szCs w:val="22"/>
                 <w:lang w:val="es-MX"/>
               </w:rPr>
               <w:t>{{</w:t>
@@ -1185,17 +1209,21 @@
               <w:rPr>
                 <w:rFonts w:ascii="Arial MT" w:hAnsi="Arial MT" w:cs="Microsoft Sans Serif"/>
                 <w:b/>
+                <w:bCs/>
                 <w:sz w:val="18"/>
+                <w:szCs w:val="22"/>
                 <w:lang w:val="es-MX"/>
               </w:rPr>
-              <w:t>entregado_por</w:t>
+              <w:t>recibido_por</w:t>
             </w:r>
             <w:proofErr w:type="spellEnd"/>
             <w:r>
               <w:rPr>
                 <w:rFonts w:ascii="Arial MT" w:hAnsi="Arial MT" w:cs="Microsoft Sans Serif"/>
                 <w:b/>
+                <w:bCs/>
                 <w:sz w:val="18"/>
+                <w:szCs w:val="22"/>
                 <w:lang w:val="es-MX"/>
               </w:rPr>
               <w:t>}}</w:t>
@@ -1214,8 +1242,11 @@
               <w:pStyle w:val="NormalWeb"/>
               <w:jc w:val="center"/>
               <w:rPr>
-                <w:rFonts w:ascii="Microsoft Sans Serif" w:hAnsi="Microsoft Sans Serif" w:cs="Microsoft Sans Serif"/>
-                <w:sz w:val="20"/>
+                <w:rFonts w:ascii="Arial MT" w:hAnsi="Arial MT" w:cs="Microsoft Sans Serif"/>
+                <w:b/>
+                <w:bCs/>
+                <w:sz w:val="18"/>
+                <w:szCs w:val="22"/>
                 <w:lang w:val="es-MX"/>
               </w:rPr>
             </w:pPr>
@@ -1223,7 +1254,9 @@
               <w:rPr>
                 <w:rFonts w:ascii="Arial MT" w:hAnsi="Arial MT" w:cs="Microsoft Sans Serif"/>
                 <w:b/>
+                <w:bCs/>
                 <w:sz w:val="18"/>
+                <w:szCs w:val="22"/>
                 <w:lang w:val="es-MX"/>
               </w:rPr>
               <w:t>{{</w:t>
@@ -1233,17 +1266,21 @@
               <w:rPr>
                 <w:rFonts w:ascii="Arial MT" w:hAnsi="Arial MT" w:cs="Microsoft Sans Serif"/>
                 <w:b/>
+                <w:bCs/>
                 <w:sz w:val="18"/>
+                <w:szCs w:val="22"/>
                 <w:lang w:val="es-MX"/>
               </w:rPr>
-              <w:t>recibido_por</w:t>
+              <w:t>entregado_por</w:t>
             </w:r>
             <w:proofErr w:type="spellEnd"/>
             <w:r>
               <w:rPr>
                 <w:rFonts w:ascii="Arial MT" w:hAnsi="Arial MT" w:cs="Microsoft Sans Serif"/>
                 <w:b/>
+                <w:bCs/>
                 <w:sz w:val="18"/>
+                <w:szCs w:val="22"/>
                 <w:lang w:val="es-MX"/>
               </w:rPr>
               <w:t>}}</w:t>
@@ -1286,7 +1323,16 @@
                 <w:sz w:val="18"/>
                 <w:lang w:val="es-MX"/>
               </w:rPr>
-              <w:t>rol_entrega</w:t>
+              <w:t>rol_</w:t>
+            </w:r>
+            <w:r>
+              <w:rPr>
+                <w:rFonts w:ascii="Arial MT" w:hAnsi="Arial MT"/>
+                <w:b/>
+                <w:sz w:val="18"/>
+                <w:lang w:val="es-MX"/>
+              </w:rPr>
+              <w:t>recibe</w:t>
             </w:r>
             <w:proofErr w:type="spellEnd"/>
             <w:r>
@@ -1309,7 +1355,9 @@
               <w:pStyle w:val="NormalWeb"/>
               <w:jc w:val="center"/>
               <w:rPr>
-                <w:rFonts w:ascii="Microsoft Sans Serif" w:hAnsi="Microsoft Sans Serif" w:cs="Microsoft Sans Serif"/>
+                <w:rFonts w:ascii="Arial MT" w:hAnsi="Arial MT" w:cs="Microsoft Sans Serif"/>
+                <w:b/>
+                <w:bCs/>
                 <w:sz w:val="20"/>
                 <w:lang w:val="es-MX"/>
               </w:rPr>
@@ -1318,10 +1366,36 @@
               <w:rPr>
                 <w:rFonts w:ascii="Arial MT" w:hAnsi="Arial MT"/>
                 <w:b/>
+                <w:bCs/>
                 <w:sz w:val="18"/>
+                <w:szCs w:val="22"/>
                 <w:lang w:val="es-MX"/>
               </w:rPr>
-              <w:t>USUARIO FINAL</w:t>
+              <w:t>{{</w:t>
+            </w:r>
+            <w:proofErr w:type="spellStart"/>
+            <w:r>
+              <w:rPr>
+                <w:rFonts w:ascii="Arial MT" w:hAnsi="Arial MT"/>
+                <w:b/>
+                <w:bCs/>
+                <w:sz w:val="18"/>
+                <w:szCs w:val="22"/>
+                <w:lang w:val="es-MX"/>
+              </w:rPr>
+              <w:t>rol_entrega</w:t>
+            </w:r>
+            <w:proofErr w:type="spellEnd"/>
+            <w:r>
+              <w:rPr>
+                <w:rFonts w:ascii="Arial MT" w:hAnsi="Arial MT"/>
+                <w:b/>
+                <w:bCs/>
+                <w:sz w:val="18"/>
+                <w:szCs w:val="22"/>
+                <w:lang w:val="es-MX"/>
+              </w:rPr>
+              <w:t>}}</w:t>
             </w:r>
           </w:p>
         </w:tc>
@@ -1524,8 +1598,6 @@
           <w:szCs w:val="20"/>
         </w:rPr>
       </w:pPr>
-      <w:bookmarkStart w:id="3" w:name="_GoBack"/>
-      <w:bookmarkEnd w:id="3"/>
     </w:p>
     <w:p>
       <w:pPr>
@@ -1576,7 +1648,7 @@
 </file>
 
 <file path=word/endnotes.xml><?xml version="1.0" encoding="utf-8"?>
-<w:endnotes xmlns:wpc="http://schemas.microsoft.com/office/word/2010/wordprocessingCanvas" xmlns:cx="http://schemas.microsoft.com/office/drawing/2014/chartex" xmlns:mc="http://schemas.openxmlformats.org/markup-compatibility/2006" xmlns:o="urn:schemas-microsoft-com:office:office" xmlns:r="http://schemas.openxmlformats.org/officeDocument/2006/relationships" xmlns:m="http://schemas.openxmlformats.org/officeDocument/2006/math" xmlns:v="urn:schemas-microsoft-com:vml" xmlns:wp14="http://schemas.microsoft.com/office/word/2010/wordprocessingDrawing" xmlns:wp="http://schemas.openxmlformats.org/drawingml/2006/wordprocessingDrawing" xmlns:w10="urn:schemas-microsoft-com:office:word" xmlns:w="http://schemas.openxmlformats.org/wordprocessingml/2006/main" xmlns:w14="http://schemas.microsoft.com/office/word/2010/wordml" xmlns:w15="http://schemas.microsoft.com/office/word/2012/wordml" xmlns:w16se="http://schemas.microsoft.com/office/word/2015/wordml/symex" xmlns:wpg="http://schemas.microsoft.com/office/word/2010/wordprocessingGroup" xmlns:wpi="http://schemas.microsoft.com/office/word/2010/wordprocessingInk" xmlns:wne="http://schemas.microsoft.com/office/word/2006/wordml" xmlns:wps="http://schemas.microsoft.com/office/word/2010/wordprocessingShape" mc:Ignorable="w14 w15 w16se wp14">
+<w:endnotes xmlns:wpc="http://schemas.microsoft.com/office/word/2010/wordprocessingCanvas" xmlns:cx="http://schemas.microsoft.com/office/drawing/2014/chartex" xmlns:cx1="http://schemas.microsoft.com/office/drawing/2015/9/8/chartex" xmlns:cx2="http://schemas.microsoft.com/office/drawing/2015/10/21/chartex" xmlns:cx3="http://schemas.microsoft.com/office/drawing/2016/5/9/chartex" xmlns:cx4="http://schemas.microsoft.com/office/drawing/2016/5/10/chartex" xmlns:cx5="http://schemas.microsoft.com/office/drawing/2016/5/11/chartex" xmlns:cx6="http://schemas.microsoft.com/office/drawing/2016/5/12/chartex" xmlns:cx7="http://schemas.microsoft.com/office/drawing/2016/5/13/chartex" xmlns:cx8="http://schemas.microsoft.com/office/drawing/2016/5/14/chartex" xmlns:mc="http://schemas.openxmlformats.org/markup-compatibility/2006" xmlns:aink="http://schemas.microsoft.com/office/drawing/2016/ink" xmlns:am3d="http://schemas.microsoft.com/office/drawing/2017/model3d" xmlns:o="urn:schemas-microsoft-com:office:office" xmlns:oel="http://schemas.microsoft.com/office/2019/extlst" xmlns:r="http://schemas.openxmlformats.org/officeDocument/2006/relationships" xmlns:m="http://schemas.openxmlformats.org/officeDocument/2006/math" xmlns:v="urn:schemas-microsoft-com:vml" xmlns:wp14="http://schemas.microsoft.com/office/word/2010/wordprocessingDrawing" xmlns:wp="http://schemas.openxmlformats.org/drawingml/2006/wordprocessingDrawing" xmlns:w10="urn:schemas-microsoft-com:office:word" xmlns:w="http://schemas.openxmlformats.org/wordprocessingml/2006/main" xmlns:w14="http://schemas.microsoft.com/office/word/2010/wordml" xmlns:w15="http://schemas.microsoft.com/office/word/2012/wordml" xmlns:w16cex="http://schemas.microsoft.com/office/word/2018/wordml/cex" xmlns:w16cid="http://schemas.microsoft.com/office/word/2016/wordml/cid" xmlns:w16="http://schemas.microsoft.com/office/word/2018/wordml" xmlns:w16du="http://schemas.microsoft.com/office/word/2023/wordml/word16du" xmlns:w16sdtdh="http://schemas.microsoft.com/office/word/2020/wordml/sdtdatahash" xmlns:w16sdtfl="http://schemas.microsoft.com/office/word/2024/wordml/sdtformatlock" xmlns:w16se="http://schemas.microsoft.com/office/word/2015/wordml/symex" xmlns:wpg="http://schemas.microsoft.com/office/word/2010/wordprocessingGroup" xmlns:wpi="http://schemas.microsoft.com/office/word/2010/wordprocessingInk" xmlns:wne="http://schemas.microsoft.com/office/word/2006/wordml" xmlns:wps="http://schemas.microsoft.com/office/word/2010/wordprocessingShape" mc:Ignorable="w14 w15 w16se w16cid w16 w16cex w16sdtdh w16sdtfl w16du wp14">
   <w:endnote w:type="separator" w:id="-1">
     <w:p>
       <w:pPr>
@@ -1601,7 +1673,7 @@
 </file>
 
 <file path=word/footer1.xml><?xml version="1.0" encoding="utf-8"?>
-<w:ftr xmlns:wpc="http://schemas.microsoft.com/office/word/2010/wordprocessingCanvas" xmlns:cx="http://schemas.microsoft.com/office/drawing/2014/chartex" xmlns:mc="http://schemas.openxmlformats.org/markup-compatibility/2006" xmlns:o="urn:schemas-microsoft-com:office:office" xmlns:r="http://schemas.openxmlformats.org/officeDocument/2006/relationships" xmlns:m="http://schemas.openxmlformats.org/officeDocument/2006/math" xmlns:v="urn:schemas-microsoft-com:vml" xmlns:wp14="http://schemas.microsoft.com/office/word/2010/wordprocessingDrawing" xmlns:wp="http://schemas.openxmlformats.org/drawingml/2006/wordprocessingDrawing" xmlns:w10="urn:schemas-microsoft-com:office:word" xmlns:w="http://schemas.openxmlformats.org/wordprocessingml/2006/main" xmlns:w14="http://schemas.microsoft.com/office/word/2010/wordml" xmlns:w15="http://schemas.microsoft.com/office/word/2012/wordml" xmlns:w16se="http://schemas.microsoft.com/office/word/2015/wordml/symex" xmlns:wpg="http://schemas.microsoft.com/office/word/2010/wordprocessingGroup" xmlns:wpi="http://schemas.microsoft.com/office/word/2010/wordprocessingInk" xmlns:wne="http://schemas.microsoft.com/office/word/2006/wordml" xmlns:wps="http://schemas.microsoft.com/office/word/2010/wordprocessingShape" mc:Ignorable="w14 w15 w16se wp14">
+<w:ftr xmlns:wpc="http://schemas.microsoft.com/office/word/2010/wordprocessingCanvas" xmlns:cx="http://schemas.microsoft.com/office/drawing/2014/chartex" xmlns:cx1="http://schemas.microsoft.com/office/drawing/2015/9/8/chartex" xmlns:cx2="http://schemas.microsoft.com/office/drawing/2015/10/21/chartex" xmlns:cx3="http://schemas.microsoft.com/office/drawing/2016/5/9/chartex" xmlns:cx4="http://schemas.microsoft.com/office/drawing/2016/5/10/chartex" xmlns:cx5="http://schemas.microsoft.com/office/drawing/2016/5/11/chartex" xmlns:cx6="http://schemas.microsoft.com/office/drawing/2016/5/12/chartex" xmlns:cx7="http://schemas.microsoft.com/office/drawing/2016/5/13/chartex" xmlns:cx8="http://schemas.microsoft.com/office/drawing/2016/5/14/chartex" xmlns:mc="http://schemas.openxmlformats.org/markup-compatibility/2006" xmlns:aink="http://schemas.microsoft.com/office/drawing/2016/ink" xmlns:am3d="http://schemas.microsoft.com/office/drawing/2017/model3d" xmlns:o="urn:schemas-microsoft-com:office:office" xmlns:oel="http://schemas.microsoft.com/office/2019/extlst" xmlns:r="http://schemas.openxmlformats.org/officeDocument/2006/relationships" xmlns:m="http://schemas.openxmlformats.org/officeDocument/2006/math" xmlns:v="urn:schemas-microsoft-com:vml" xmlns:wp14="http://schemas.microsoft.com/office/word/2010/wordprocessingDrawing" xmlns:wp="http://schemas.openxmlformats.org/drawingml/2006/wordprocessingDrawing" xmlns:w10="urn:schemas-microsoft-com:office:word" xmlns:w="http://schemas.openxmlformats.org/wordprocessingml/2006/main" xmlns:w14="http://schemas.microsoft.com/office/word/2010/wordml" xmlns:w15="http://schemas.microsoft.com/office/word/2012/wordml" xmlns:w16cex="http://schemas.microsoft.com/office/word/2018/wordml/cex" xmlns:w16cid="http://schemas.microsoft.com/office/word/2016/wordml/cid" xmlns:w16="http://schemas.microsoft.com/office/word/2018/wordml" xmlns:w16du="http://schemas.microsoft.com/office/word/2023/wordml/word16du" xmlns:w16sdtdh="http://schemas.microsoft.com/office/word/2020/wordml/sdtdatahash" xmlns:w16sdtfl="http://schemas.microsoft.com/office/word/2024/wordml/sdtformatlock" xmlns:w16se="http://schemas.microsoft.com/office/word/2015/wordml/symex" xmlns:wpg="http://schemas.microsoft.com/office/word/2010/wordprocessingGroup" xmlns:wpi="http://schemas.microsoft.com/office/word/2010/wordprocessingInk" xmlns:wne="http://schemas.microsoft.com/office/word/2006/wordml" xmlns:wps="http://schemas.microsoft.com/office/word/2010/wordprocessingShape" mc:Ignorable="w14 w15 w16se w16cid w16 w16cex w16sdtdh w16sdtfl w16du wp14">
   <w:p>
     <w:pPr>
       <w:ind w:right="-421"/>
@@ -1796,7 +1868,7 @@
 </file>
 
 <file path=word/footnotes.xml><?xml version="1.0" encoding="utf-8"?>
-<w:footnotes xmlns:wpc="http://schemas.microsoft.com/office/word/2010/wordprocessingCanvas" xmlns:cx="http://schemas.microsoft.com/office/drawing/2014/chartex" xmlns:mc="http://schemas.openxmlformats.org/markup-compatibility/2006" xmlns:o="urn:schemas-microsoft-com:office:office" xmlns:r="http://schemas.openxmlformats.org/officeDocument/2006/relationships" xmlns:m="http://schemas.openxmlformats.org/officeDocument/2006/math" xmlns:v="urn:schemas-microsoft-com:vml" xmlns:wp14="http://schemas.microsoft.com/office/word/2010/wordprocessingDrawing" xmlns:wp="http://schemas.openxmlformats.org/drawingml/2006/wordprocessingDrawing" xmlns:w10="urn:schemas-microsoft-com:office:word" xmlns:w="http://schemas.openxmlformats.org/wordprocessingml/2006/main" xmlns:w14="http://schemas.microsoft.com/office/word/2010/wordml" xmlns:w15="http://schemas.microsoft.com/office/word/2012/wordml" xmlns:w16se="http://schemas.microsoft.com/office/word/2015/wordml/symex" xmlns:wpg="http://schemas.microsoft.com/office/word/2010/wordprocessingGroup" xmlns:wpi="http://schemas.microsoft.com/office/word/2010/wordprocessingInk" xmlns:wne="http://schemas.microsoft.com/office/word/2006/wordml" xmlns:wps="http://schemas.microsoft.com/office/word/2010/wordprocessingShape" mc:Ignorable="w14 w15 w16se wp14">
+<w:footnotes xmlns:wpc="http://schemas.microsoft.com/office/word/2010/wordprocessingCanvas" xmlns:cx="http://schemas.microsoft.com/office/drawing/2014/chartex" xmlns:cx1="http://schemas.microsoft.com/office/drawing/2015/9/8/chartex" xmlns:cx2="http://schemas.microsoft.com/office/drawing/2015/10/21/chartex" xmlns:cx3="http://schemas.microsoft.com/office/drawing/2016/5/9/chartex" xmlns:cx4="http://schemas.microsoft.com/office/drawing/2016/5/10/chartex" xmlns:cx5="http://schemas.microsoft.com/office/drawing/2016/5/11/chartex" xmlns:cx6="http://schemas.microsoft.com/office/drawing/2016/5/12/chartex" xmlns:cx7="http://schemas.microsoft.com/office/drawing/2016/5/13/chartex" xmlns:cx8="http://schemas.microsoft.com/office/drawing/2016/5/14/chartex" xmlns:mc="http://schemas.openxmlformats.org/markup-compatibility/2006" xmlns:aink="http://schemas.microsoft.com/office/drawing/2016/ink" xmlns:am3d="http://schemas.microsoft.com/office/drawing/2017/model3d" xmlns:o="urn:schemas-microsoft-com:office:office" xmlns:oel="http://schemas.microsoft.com/office/2019/extlst" xmlns:r="http://schemas.openxmlformats.org/officeDocument/2006/relationships" xmlns:m="http://schemas.openxmlformats.org/officeDocument/2006/math" xmlns:v="urn:schemas-microsoft-com:vml" xmlns:wp14="http://schemas.microsoft.com/office/word/2010/wordprocessingDrawing" xmlns:wp="http://schemas.openxmlformats.org/drawingml/2006/wordprocessingDrawing" xmlns:w10="urn:schemas-microsoft-com:office:word" xmlns:w="http://schemas.openxmlformats.org/wordprocessingml/2006/main" xmlns:w14="http://schemas.microsoft.com/office/word/2010/wordml" xmlns:w15="http://schemas.microsoft.com/office/word/2012/wordml" xmlns:w16cex="http://schemas.microsoft.com/office/word/2018/wordml/cex" xmlns:w16cid="http://schemas.microsoft.com/office/word/2016/wordml/cid" xmlns:w16="http://schemas.microsoft.com/office/word/2018/wordml" xmlns:w16du="http://schemas.microsoft.com/office/word/2023/wordml/word16du" xmlns:w16sdtdh="http://schemas.microsoft.com/office/word/2020/wordml/sdtdatahash" xmlns:w16sdtfl="http://schemas.microsoft.com/office/word/2024/wordml/sdtformatlock" xmlns:w16se="http://schemas.microsoft.com/office/word/2015/wordml/symex" xmlns:wpg="http://schemas.microsoft.com/office/word/2010/wordprocessingGroup" xmlns:wpi="http://schemas.microsoft.com/office/word/2010/wordprocessingInk" xmlns:wne="http://schemas.microsoft.com/office/word/2006/wordml" xmlns:wps="http://schemas.microsoft.com/office/word/2010/wordprocessingShape" mc:Ignorable="w14 w15 w16se w16cid w16 w16cex w16sdtdh w16sdtfl w16du wp14">
   <w:footnote w:type="separator" w:id="-1">
     <w:p>
       <w:pPr>
@@ -1821,7 +1893,7 @@
 </file>
 
 <file path=word/header1.xml><?xml version="1.0" encoding="utf-8"?>
-<w:hdr xmlns:wpc="http://schemas.microsoft.com/office/word/2010/wordprocessingCanvas" xmlns:cx="http://schemas.microsoft.com/office/drawing/2014/chartex" xmlns:mc="http://schemas.openxmlformats.org/markup-compatibility/2006" xmlns:o="urn:schemas-microsoft-com:office:office" xmlns:r="http://schemas.openxmlformats.org/officeDocument/2006/relationships" xmlns:m="http://schemas.openxmlformats.org/officeDocument/2006/math" xmlns:v="urn:schemas-microsoft-com:vml" xmlns:wp14="http://schemas.microsoft.com/office/word/2010/wordprocessingDrawing" xmlns:wp="http://schemas.openxmlformats.org/drawingml/2006/wordprocessingDrawing" xmlns:w10="urn:schemas-microsoft-com:office:word" xmlns:w="http://schemas.openxmlformats.org/wordprocessingml/2006/main" xmlns:w14="http://schemas.microsoft.com/office/word/2010/wordml" xmlns:w15="http://schemas.microsoft.com/office/word/2012/wordml" xmlns:w16se="http://schemas.microsoft.com/office/word/2015/wordml/symex" xmlns:wpg="http://schemas.microsoft.com/office/word/2010/wordprocessingGroup" xmlns:wpi="http://schemas.microsoft.com/office/word/2010/wordprocessingInk" xmlns:wne="http://schemas.microsoft.com/office/word/2006/wordml" xmlns:wps="http://schemas.microsoft.com/office/word/2010/wordprocessingShape" mc:Ignorable="w14 w15 w16se wp14">
+<w:hdr xmlns:wpc="http://schemas.microsoft.com/office/word/2010/wordprocessingCanvas" xmlns:cx="http://schemas.microsoft.com/office/drawing/2014/chartex" xmlns:cx1="http://schemas.microsoft.com/office/drawing/2015/9/8/chartex" xmlns:cx2="http://schemas.microsoft.com/office/drawing/2015/10/21/chartex" xmlns:cx3="http://schemas.microsoft.com/office/drawing/2016/5/9/chartex" xmlns:cx4="http://schemas.microsoft.com/office/drawing/2016/5/10/chartex" xmlns:cx5="http://schemas.microsoft.com/office/drawing/2016/5/11/chartex" xmlns:cx6="http://schemas.microsoft.com/office/drawing/2016/5/12/chartex" xmlns:cx7="http://schemas.microsoft.com/office/drawing/2016/5/13/chartex" xmlns:cx8="http://schemas.microsoft.com/office/drawing/2016/5/14/chartex" xmlns:mc="http://schemas.openxmlformats.org/markup-compatibility/2006" xmlns:aink="http://schemas.microsoft.com/office/drawing/2016/ink" xmlns:am3d="http://schemas.microsoft.com/office/drawing/2017/model3d" xmlns:o="urn:schemas-microsoft-com:office:office" xmlns:oel="http://schemas.microsoft.com/office/2019/extlst" xmlns:r="http://schemas.openxmlformats.org/officeDocument/2006/relationships" xmlns:m="http://schemas.openxmlformats.org/officeDocument/2006/math" xmlns:v="urn:schemas-microsoft-com:vml" xmlns:wp14="http://schemas.microsoft.com/office/word/2010/wordprocessingDrawing" xmlns:wp="http://schemas.openxmlformats.org/drawingml/2006/wordprocessingDrawing" xmlns:w10="urn:schemas-microsoft-com:office:word" xmlns:w="http://schemas.openxmlformats.org/wordprocessingml/2006/main" xmlns:w14="http://schemas.microsoft.com/office/word/2010/wordml" xmlns:w15="http://schemas.microsoft.com/office/word/2012/wordml" xmlns:w16cex="http://schemas.microsoft.com/office/word/2018/wordml/cex" xmlns:w16cid="http://schemas.microsoft.com/office/word/2016/wordml/cid" xmlns:w16="http://schemas.microsoft.com/office/word/2018/wordml" xmlns:w16du="http://schemas.microsoft.com/office/word/2023/wordml/word16du" xmlns:w16sdtdh="http://schemas.microsoft.com/office/word/2020/wordml/sdtdatahash" xmlns:w16sdtfl="http://schemas.microsoft.com/office/word/2024/wordml/sdtformatlock" xmlns:w16se="http://schemas.microsoft.com/office/word/2015/wordml/symex" xmlns:wpg="http://schemas.microsoft.com/office/word/2010/wordprocessingGroup" xmlns:wpi="http://schemas.microsoft.com/office/word/2010/wordprocessingInk" xmlns:wne="http://schemas.microsoft.com/office/word/2006/wordml" xmlns:wps="http://schemas.microsoft.com/office/word/2010/wordprocessingShape" mc:Ignorable="w14 w15 w16se w16cid w16 w16cex w16sdtdh w16sdtfl w16du wp14">
   <w:p>
     <w:pPr>
       <w:tabs>
@@ -1859,7 +1931,7 @@
           <v:path o:extrusionok="f" gradientshapeok="t" o:connecttype="rect"/>
           <o:lock v:ext="edit" aspectratio="t"/>
         </v:shapetype>
-        <v:shape id="WordPictureWatermark2" o:spid="_x0000_s2049" type="#_x0000_t75" style="position:absolute;margin-left:0;margin-top:0;width:565.65pt;height:800pt;z-index:-251656192;mso-position-horizontal:center;mso-position-horizontal-relative:margin;mso-position-vertical:center;mso-position-vertical-relative:margin;mso-width-relative:page;mso-height-relative:page">
+        <v:shape id="WordPictureWatermark2" o:spid="_x0000_s1025" type="#_x0000_t75" style="position:absolute;margin-left:0;margin-top:0;width:565.65pt;height:800pt;z-index:-251656192;mso-position-horizontal:center;mso-position-horizontal-relative:margin;mso-position-vertical:center;mso-position-vertical-relative:margin;mso-width-relative:page;mso-height-relative:page">
           <v:imagedata r:id="rId1" o:title="image4"/>
           <w10:wrap anchorx="margin" anchory="margin"/>
         </v:shape>
@@ -1870,7 +1942,7 @@
 </file>
 
 <file path=word/header2.xml><?xml version="1.0" encoding="utf-8"?>
-<w:hdr xmlns:wpc="http://schemas.microsoft.com/office/word/2010/wordprocessingCanvas" xmlns:cx="http://schemas.microsoft.com/office/drawing/2014/chartex" xmlns:mc="http://schemas.openxmlformats.org/markup-compatibility/2006" xmlns:o="urn:schemas-microsoft-com:office:office" xmlns:r="http://schemas.openxmlformats.org/officeDocument/2006/relationships" xmlns:m="http://schemas.openxmlformats.org/officeDocument/2006/math" xmlns:v="urn:schemas-microsoft-com:vml" xmlns:wp14="http://schemas.microsoft.com/office/word/2010/wordprocessingDrawing" xmlns:wp="http://schemas.openxmlformats.org/drawingml/2006/wordprocessingDrawing" xmlns:w10="urn:schemas-microsoft-com:office:word" xmlns:w="http://schemas.openxmlformats.org/wordprocessingml/2006/main" xmlns:w14="http://schemas.microsoft.com/office/word/2010/wordml" xmlns:w15="http://schemas.microsoft.com/office/word/2012/wordml" xmlns:w16se="http://schemas.microsoft.com/office/word/2015/wordml/symex" xmlns:wpg="http://schemas.microsoft.com/office/word/2010/wordprocessingGroup" xmlns:wpi="http://schemas.microsoft.com/office/word/2010/wordprocessingInk" xmlns:wne="http://schemas.microsoft.com/office/word/2006/wordml" xmlns:wps="http://schemas.microsoft.com/office/word/2010/wordprocessingShape" mc:Ignorable="w14 w15 w16se wp14">
+<w:hdr xmlns:wpc="http://schemas.microsoft.com/office/word/2010/wordprocessingCanvas" xmlns:cx="http://schemas.microsoft.com/office/drawing/2014/chartex" xmlns:cx1="http://schemas.microsoft.com/office/drawing/2015/9/8/chartex" xmlns:cx2="http://schemas.microsoft.com/office/drawing/2015/10/21/chartex" xmlns:cx3="http://schemas.microsoft.com/office/drawing/2016/5/9/chartex" xmlns:cx4="http://schemas.microsoft.com/office/drawing/2016/5/10/chartex" xmlns:cx5="http://schemas.microsoft.com/office/drawing/2016/5/11/chartex" xmlns:cx6="http://schemas.microsoft.com/office/drawing/2016/5/12/chartex" xmlns:cx7="http://schemas.microsoft.com/office/drawing/2016/5/13/chartex" xmlns:cx8="http://schemas.microsoft.com/office/drawing/2016/5/14/chartex" xmlns:mc="http://schemas.openxmlformats.org/markup-compatibility/2006" xmlns:aink="http://schemas.microsoft.com/office/drawing/2016/ink" xmlns:am3d="http://schemas.microsoft.com/office/drawing/2017/model3d" xmlns:o="urn:schemas-microsoft-com:office:office" xmlns:oel="http://schemas.microsoft.com/office/2019/extlst" xmlns:r="http://schemas.openxmlformats.org/officeDocument/2006/relationships" xmlns:m="http://schemas.openxmlformats.org/officeDocument/2006/math" xmlns:v="urn:schemas-microsoft-com:vml" xmlns:wp14="http://schemas.microsoft.com/office/word/2010/wordprocessingDrawing" xmlns:wp="http://schemas.openxmlformats.org/drawingml/2006/wordprocessingDrawing" xmlns:w10="urn:schemas-microsoft-com:office:word" xmlns:w="http://schemas.openxmlformats.org/wordprocessingml/2006/main" xmlns:w14="http://schemas.microsoft.com/office/word/2010/wordml" xmlns:w15="http://schemas.microsoft.com/office/word/2012/wordml" xmlns:w16cex="http://schemas.microsoft.com/office/word/2018/wordml/cex" xmlns:w16cid="http://schemas.microsoft.com/office/word/2016/wordml/cid" xmlns:w16="http://schemas.microsoft.com/office/word/2018/wordml" xmlns:w16du="http://schemas.microsoft.com/office/word/2023/wordml/word16du" xmlns:w16sdtdh="http://schemas.microsoft.com/office/word/2020/wordml/sdtdatahash" xmlns:w16sdtfl="http://schemas.microsoft.com/office/word/2024/wordml/sdtformatlock" xmlns:w16se="http://schemas.microsoft.com/office/word/2015/wordml/symex" xmlns:wpg="http://schemas.microsoft.com/office/word/2010/wordprocessingGroup" xmlns:wpi="http://schemas.microsoft.com/office/word/2010/wordprocessingInk" xmlns:wne="http://schemas.microsoft.com/office/word/2006/wordml" xmlns:wps="http://schemas.microsoft.com/office/word/2010/wordprocessingShape" mc:Ignorable="w14 w15 w16se w16cid w16 w16cex w16sdtdh w16sdtfl w16du wp14">
   <w:p>
     <w:pPr>
       <w:tabs>
@@ -2717,7 +2789,7 @@
 </file>
 
 <file path=word/header3.xml><?xml version="1.0" encoding="utf-8"?>
-<w:hdr xmlns:wpc="http://schemas.microsoft.com/office/word/2010/wordprocessingCanvas" xmlns:cx="http://schemas.microsoft.com/office/drawing/2014/chartex" xmlns:mc="http://schemas.openxmlformats.org/markup-compatibility/2006" xmlns:o="urn:schemas-microsoft-com:office:office" xmlns:r="http://schemas.openxmlformats.org/officeDocument/2006/relationships" xmlns:m="http://schemas.openxmlformats.org/officeDocument/2006/math" xmlns:v="urn:schemas-microsoft-com:vml" xmlns:wp14="http://schemas.microsoft.com/office/word/2010/wordprocessingDrawing" xmlns:wp="http://schemas.openxmlformats.org/drawingml/2006/wordprocessingDrawing" xmlns:w10="urn:schemas-microsoft-com:office:word" xmlns:w="http://schemas.openxmlformats.org/wordprocessingml/2006/main" xmlns:w14="http://schemas.microsoft.com/office/word/2010/wordml" xmlns:w15="http://schemas.microsoft.com/office/word/2012/wordml" xmlns:w16se="http://schemas.microsoft.com/office/word/2015/wordml/symex" xmlns:wpg="http://schemas.microsoft.com/office/word/2010/wordprocessingGroup" xmlns:wpi="http://schemas.microsoft.com/office/word/2010/wordprocessingInk" xmlns:wne="http://schemas.microsoft.com/office/word/2006/wordml" xmlns:wps="http://schemas.microsoft.com/office/word/2010/wordprocessingShape" mc:Ignorable="w14 w15 w16se wp14">
+<w:hdr xmlns:wpc="http://schemas.microsoft.com/office/word/2010/wordprocessingCanvas" xmlns:cx="http://schemas.microsoft.com/office/drawing/2014/chartex" xmlns:cx1="http://schemas.microsoft.com/office/drawing/2015/9/8/chartex" xmlns:cx2="http://schemas.microsoft.com/office/drawing/2015/10/21/chartex" xmlns:cx3="http://schemas.microsoft.com/office/drawing/2016/5/9/chartex" xmlns:cx4="http://schemas.microsoft.com/office/drawing/2016/5/10/chartex" xmlns:cx5="http://schemas.microsoft.com/office/drawing/2016/5/11/chartex" xmlns:cx6="http://schemas.microsoft.com/office/drawing/2016/5/12/chartex" xmlns:cx7="http://schemas.microsoft.com/office/drawing/2016/5/13/chartex" xmlns:cx8="http://schemas.microsoft.com/office/drawing/2016/5/14/chartex" xmlns:mc="http://schemas.openxmlformats.org/markup-compatibility/2006" xmlns:aink="http://schemas.microsoft.com/office/drawing/2016/ink" xmlns:am3d="http://schemas.microsoft.com/office/drawing/2017/model3d" xmlns:o="urn:schemas-microsoft-com:office:office" xmlns:oel="http://schemas.microsoft.com/office/2019/extlst" xmlns:r="http://schemas.openxmlformats.org/officeDocument/2006/relationships" xmlns:m="http://schemas.openxmlformats.org/officeDocument/2006/math" xmlns:v="urn:schemas-microsoft-com:vml" xmlns:wp14="http://schemas.microsoft.com/office/word/2010/wordprocessingDrawing" xmlns:wp="http://schemas.openxmlformats.org/drawingml/2006/wordprocessingDrawing" xmlns:w10="urn:schemas-microsoft-com:office:word" xmlns:w="http://schemas.openxmlformats.org/wordprocessingml/2006/main" xmlns:w14="http://schemas.microsoft.com/office/word/2010/wordml" xmlns:w15="http://schemas.microsoft.com/office/word/2012/wordml" xmlns:w16cex="http://schemas.microsoft.com/office/word/2018/wordml/cex" xmlns:w16cid="http://schemas.microsoft.com/office/word/2016/wordml/cid" xmlns:w16="http://schemas.microsoft.com/office/word/2018/wordml" xmlns:w16du="http://schemas.microsoft.com/office/word/2023/wordml/word16du" xmlns:w16sdtdh="http://schemas.microsoft.com/office/word/2020/wordml/sdtdatahash" xmlns:w16sdtfl="http://schemas.microsoft.com/office/word/2024/wordml/sdtformatlock" xmlns:w16se="http://schemas.microsoft.com/office/word/2015/wordml/symex" xmlns:wpg="http://schemas.microsoft.com/office/word/2010/wordprocessingGroup" xmlns:wpi="http://schemas.microsoft.com/office/word/2010/wordprocessingInk" xmlns:wne="http://schemas.microsoft.com/office/word/2006/wordml" xmlns:wps="http://schemas.microsoft.com/office/word/2010/wordprocessingShape" mc:Ignorable="w14 w15 w16se w16cid w16 w16cex w16sdtdh w16sdtfl w16du wp14">
   <w:p>
     <w:pPr>
       <w:tabs>
@@ -2755,7 +2827,7 @@
           <v:path o:extrusionok="f" gradientshapeok="t" o:connecttype="rect"/>
           <o:lock v:ext="edit" aspectratio="t"/>
         </v:shapetype>
-        <v:shape id="WordPictureWatermark1" o:spid="_x0000_s2050" type="#_x0000_t75" style="position:absolute;margin-left:0;margin-top:0;width:565.65pt;height:800pt;z-index:-251657216;mso-position-horizontal:center;mso-position-horizontal-relative:margin;mso-position-vertical:center;mso-position-vertical-relative:margin;mso-width-relative:page;mso-height-relative:page">
+        <v:shape id="WordPictureWatermark1" o:spid="_x0000_s1026" type="#_x0000_t75" style="position:absolute;margin-left:0;margin-top:0;width:565.65pt;height:800pt;z-index:-251657216;mso-position-horizontal:center;mso-position-horizontal-relative:margin;mso-position-vertical:center;mso-position-vertical-relative:margin;mso-width-relative:page;mso-height-relative:page">
           <v:imagedata r:id="rId1" o:title="image4"/>
           <w10:wrap anchorx="margin" anchory="margin"/>
         </v:shape>
@@ -2766,7 +2838,7 @@
 </file>
 
 <file path=word/styles.xml><?xml version="1.0" encoding="utf-8"?>
-<w:styles xmlns:mc="http://schemas.openxmlformats.org/markup-compatibility/2006" xmlns:r="http://schemas.openxmlformats.org/officeDocument/2006/relationships" xmlns:w="http://schemas.openxmlformats.org/wordprocessingml/2006/main" xmlns:w14="http://schemas.microsoft.com/office/word/2010/wordml" xmlns:w15="http://schemas.microsoft.com/office/word/2012/wordml" xmlns:w16se="http://schemas.microsoft.com/office/word/2015/wordml/symex" mc:Ignorable="w14 w15 w16se">
+<w:styles xmlns:mc="http://schemas.openxmlformats.org/markup-compatibility/2006" xmlns:r="http://schemas.openxmlformats.org/officeDocument/2006/relationships" xmlns:w="http://schemas.openxmlformats.org/wordprocessingml/2006/main" xmlns:w14="http://schemas.microsoft.com/office/word/2010/wordml" xmlns:w15="http://schemas.microsoft.com/office/word/2012/wordml" xmlns:w16cex="http://schemas.microsoft.com/office/word/2018/wordml/cex" xmlns:w16cid="http://schemas.microsoft.com/office/word/2016/wordml/cid" xmlns:w16="http://schemas.microsoft.com/office/word/2018/wordml" xmlns:w16du="http://schemas.microsoft.com/office/word/2023/wordml/word16du" xmlns:w16sdtdh="http://schemas.microsoft.com/office/word/2020/wordml/sdtdatahash" xmlns:w16sdtfl="http://schemas.microsoft.com/office/word/2024/wordml/sdtformatlock" xmlns:w16se="http://schemas.microsoft.com/office/word/2015/wordml/symex" mc:Ignorable="w14 w15 w16se w16cid w16 w16cex w16sdtdh w16sdtfl w16du">
   <w:docDefaults>
     <w:rPrDefault>
       <w:rPr>
@@ -2776,7 +2848,7 @@
     </w:rPrDefault>
     <w:pPrDefault/>
   </w:docDefaults>
-  <w:latentStyles w:defLockedState="0" w:defUIPriority="99" w:defSemiHidden="0" w:defUnhideWhenUsed="0" w:defQFormat="0" w:count="371">
+  <w:latentStyles w:defLockedState="0" w:defUIPriority="99" w:defSemiHidden="0" w:defUnhideWhenUsed="0" w:defQFormat="0" w:count="376">
     <w:lsdException w:name="Normal" w:uiPriority="0" w:qFormat="1"/>
     <w:lsdException w:name="heading 1" w:uiPriority="9" w:qFormat="1"/>
     <w:lsdException w:name="heading 2" w:semiHidden="1" w:uiPriority="9" w:unhideWhenUsed="1" w:qFormat="1"/>
@@ -3148,6 +3220,11 @@
     <w:lsdException w:name="List Table 5 Dark Accent 6" w:uiPriority="50"/>
     <w:lsdException w:name="List Table 6 Colorful Accent 6" w:uiPriority="51"/>
     <w:lsdException w:name="List Table 7 Colorful Accent 6" w:uiPriority="52"/>
+    <w:lsdException w:name="Mention" w:semiHidden="1" w:unhideWhenUsed="1"/>
+    <w:lsdException w:name="Smart Hyperlink" w:semiHidden="1" w:unhideWhenUsed="1"/>
+    <w:lsdException w:name="Hashtag" w:semiHidden="1" w:unhideWhenUsed="1"/>
+    <w:lsdException w:name="Unresolved Mention" w:semiHidden="1" w:unhideWhenUsed="1"/>
+    <w:lsdException w:name="Smart Link" w:semiHidden="1" w:unhideWhenUsed="1"/>
   </w:latentStyles>
   <w:style w:type="paragraph" w:default="1" w:styleId="Normal">
     <w:name w:val="Normal"/>
@@ -4300,9 +4377,7 @@
 </file>
 
 <file path=customXml/item1.xml><?xml version="1.0" encoding="utf-8"?>
-<go:gDocsCustomXmlDataStorage xmlns:go="http://customooxmlschemas.google.com/" xmlns:r="http://schemas.openxmlformats.org/officeDocument/2006/relationships" uri="GoogleDocsCustomDataVersion2">
-  <go:docsCustomData xmlns:go="http://customooxmlschemas.google.com/" roundtripDataSignature="AMtx7mju+CWoOivRRkAjehllpw3h60ESRQ==">CgMxLjAyCGguZ2pkZ3hzOAByITFmMFFfb2dMZ1lQWmpyUFlPbFAzZ2xrOVVxZFlvYXpnQg==</go:docsCustomData>
-</go:gDocsCustomXmlDataStorage>
+<b:Sources xmlns:b="http://schemas.openxmlformats.org/officeDocument/2006/bibliography" xmlns="http://schemas.openxmlformats.org/officeDocument/2006/bibliography" SelectedStyle="\APASixthEditionOfficeOnline.xsl" StyleName="APA" Version="6"/>
 </file>
 
 <file path=customXml/item2.xml><?xml version="1.0" encoding="utf-8"?>
@@ -4316,14 +4391,15 @@
 </file>
 
 <file path=customXml/item3.xml><?xml version="1.0" encoding="utf-8"?>
-<b:Sources xmlns:b="http://schemas.openxmlformats.org/officeDocument/2006/bibliography" xmlns="http://schemas.openxmlformats.org/officeDocument/2006/bibliography" SelectedStyle="\APASixthEditionOfficeOnline.xsl" StyleName="APA" Version="6"/>
+<go:gDocsCustomXmlDataStorage xmlns:go="http://customooxmlschemas.google.com/" xmlns:r="http://schemas.openxmlformats.org/officeDocument/2006/relationships" uri="GoogleDocsCustomDataVersion2">
+  <go:docsCustomData xmlns:go="http://customooxmlschemas.google.com/" roundtripDataSignature="AMtx7mju+CWoOivRRkAjehllpw3h60ESRQ==">CgMxLjAyCGguZ2pkZ3hzOAByITFmMFFfb2dMZ1lQWmpyUFlPbFAzZ2xrOVVxZFlvYXpnQg==</go:docsCustomData>
+</go:gDocsCustomXmlDataStorage>
 </file>
 
 <file path=customXml/itemProps1.xml><?xml version="1.0" encoding="utf-8"?>
-<ds:datastoreItem xmlns:ds="http://schemas.openxmlformats.org/officeDocument/2006/customXml" ds:itemID="{11111111-1234-1234-1234-123412341234}">
+<ds:datastoreItem xmlns:ds="http://schemas.openxmlformats.org/officeDocument/2006/customXml" ds:itemID="{168CBBD8-91F4-4E84-A1C5-EE614EE1BA56}">
   <ds:schemaRefs>
-    <ds:schemaRef ds:uri="http://customooxmlschemas.google.com/"/>
-    <ds:schemaRef ds:uri="http://schemas.openxmlformats.org/officeDocument/2006/relationships"/>
+    <ds:schemaRef ds:uri="http://schemas.openxmlformats.org/officeDocument/2006/bibliography"/>
   </ds:schemaRefs>
 </ds:datastoreItem>
 </file>
@@ -4337,9 +4413,10 @@
 </file>
 
 <file path=customXml/itemProps3.xml><?xml version="1.0" encoding="utf-8"?>
-<ds:datastoreItem xmlns:ds="http://schemas.openxmlformats.org/officeDocument/2006/customXml" ds:itemID="{168CBBD8-91F4-4E84-A1C5-EE614EE1BA56}">
+<ds:datastoreItem xmlns:ds="http://schemas.openxmlformats.org/officeDocument/2006/customXml" ds:itemID="{11111111-1234-1234-1234-123412341234}">
   <ds:schemaRefs>
-    <ds:schemaRef ds:uri="http://schemas.openxmlformats.org/officeDocument/2006/bibliography"/>
+    <ds:schemaRef ds:uri="http://customooxmlschemas.google.com/"/>
+    <ds:schemaRef ds:uri="http://schemas.openxmlformats.org/officeDocument/2006/relationships"/>
   </ds:schemaRefs>
 </ds:datastoreItem>
 </file>